--- a/examples/custom/doc/04-change-point-custom_change_point.docx
+++ b/examples/custom/doc/04-change-point-custom_change_point.docx
@@ -100,7 +100,7 @@
       </w:r>
     </w:p>
     <w:bookmarkEnd w:id="22"/>
-    <w:bookmarkStart w:id="26" w:name="method-at-a-glance"/>
+    <w:bookmarkStart w:id="23" w:name="method-at-a-glance"/>
     <w:p>
       <w:pPr>
         <w:pStyle w:val="Heading2"/>
@@ -152,6 +152,33 @@
         <w:t xml:space="preserve">package and wrap it inside the usual Harbinger interface.</w:t>
       </w:r>
     </w:p>
+    <w:bookmarkEnd w:id="23"/>
+    <w:bookmarkStart w:id="32" w:name="walkthrough"/>
+    <w:p>
+      <w:pPr>
+        <w:pStyle w:val="Heading2"/>
+      </w:pPr>
+      <w:r>
+        <w:t xml:space="preserve">Walkthrough</w:t>
+      </w:r>
+    </w:p>
+    <w:bookmarkStart w:id="24" w:name="prepare-the-example"/>
+    <w:p>
+      <w:pPr>
+        <w:pStyle w:val="Heading3"/>
+      </w:pPr>
+      <w:r>
+        <w:t xml:space="preserve">Prepare the Example</w:t>
+      </w:r>
+    </w:p>
+    <w:p>
+      <w:pPr>
+        <w:pStyle w:val="FirstParagraph"/>
+      </w:pPr>
+      <w:r>
+        <w:t xml:space="preserve">We begin by organizing the environment, loading the packages, and selecting the dataset used in the notebook. This part is intentionally more direct: the goal is to make the starting point explicit before the method-specific reasoning begins.</w:t>
+      </w:r>
+    </w:p>
     <w:p>
       <w:pPr>
         <w:pStyle w:val="SourceCode"/>
@@ -205,6 +232,24 @@
         <w:t xml:space="preserve">(harbinger)</w:t>
       </w:r>
     </w:p>
+    <w:bookmarkEnd w:id="24"/>
+    <w:bookmarkStart w:id="25" w:name="define-the-support-structures"/>
+    <w:p>
+      <w:pPr>
+        <w:pStyle w:val="Heading3"/>
+      </w:pPr>
+      <w:r>
+        <w:t xml:space="preserve">Define the Support Structures</w:t>
+      </w:r>
+    </w:p>
+    <w:p>
+      <w:pPr>
+        <w:pStyle w:val="FirstParagraph"/>
+      </w:pPr>
+      <w:r>
+        <w:t xml:space="preserve">Before applying the workflow itself, we define the helper functions or custom objects that make the example possible. This is one of the most important didactic moments in extension-oriented notebooks because it shows the contract that Harbinger expects and where the reader can adapt the behavior later.</w:t>
+      </w:r>
+    </w:p>
     <w:p>
       <w:pPr>
         <w:pStyle w:val="SourceCode"/>
@@ -1139,6 +1184,24 @@
         <w:t xml:space="preserve">We now fit and use the custom joinpoint detector on a simple change-point series.</w:t>
       </w:r>
     </w:p>
+    <w:bookmarkEnd w:id="25"/>
+    <w:bookmarkStart w:id="26" w:name="configure-the-method"/>
+    <w:p>
+      <w:pPr>
+        <w:pStyle w:val="Heading3"/>
+      </w:pPr>
+      <w:r>
+        <w:t xml:space="preserve">Configure the Method</w:t>
+      </w:r>
+    </w:p>
+    <w:p>
+      <w:pPr>
+        <w:pStyle w:val="FirstParagraph"/>
+      </w:pPr>
+      <w:r>
+        <w:t xml:space="preserve">The next step is to instantiate the method and, when necessary, fit it to the selected series. This is where the notebook makes its analytical choice explicit: the parameters chosen here determine what kind of pattern the detector or transformer will become sensitive to and how the later outputs should be interpreted.</w:t>
+      </w:r>
+    </w:p>
     <w:p>
       <w:pPr>
         <w:pStyle w:val="SourceCode"/>
@@ -1352,6 +1415,24 @@
         <w:t xml:space="preserve">serie)</w:t>
       </w:r>
     </w:p>
+    <w:bookmarkEnd w:id="26"/>
+    <w:bookmarkStart w:id="27" w:name="evaluate-what-was-found"/>
+    <w:p>
+      <w:pPr>
+        <w:pStyle w:val="Heading3"/>
+      </w:pPr>
+      <w:r>
+        <w:t xml:space="preserve">Evaluate What Was Found</w:t>
+      </w:r>
+    </w:p>
+    <w:p>
+      <w:pPr>
+        <w:pStyle w:val="FirstParagraph"/>
+      </w:pPr>
+      <w:r>
+        <w:t xml:space="preserve">After producing detections or transformed outputs, we compare them with the reference labels whenever they are available. This stage matters because it connects the visual intuition of the method with an explicit measurement of quality, helping the learner understand not only whether the method runs, but how well it behaves.</w:t>
+      </w:r>
+    </w:p>
     <w:p>
       <w:pPr>
         <w:pStyle w:val="SourceCode"/>
@@ -1468,6 +1549,24 @@
           <w:rStyle w:val="VerbatimChar"/>
         </w:rPr>
         <w:t xml:space="preserve">## FALSE     0     100</w:t>
+      </w:r>
+    </w:p>
+    <w:bookmarkEnd w:id="27"/>
+    <w:bookmarkStart w:id="31" w:name="interpret-the-result-visually"/>
+    <w:p>
+      <w:pPr>
+        <w:pStyle w:val="Heading3"/>
+      </w:pPr>
+      <w:r>
+        <w:t xml:space="preserve">Interpret the Result Visually</w:t>
+      </w:r>
+    </w:p>
+    <w:p>
+      <w:pPr>
+        <w:pStyle w:val="FirstParagraph"/>
+      </w:pPr>
+      <w:r>
+        <w:t xml:space="preserve">The final plots are not just illustrations. They help the reader connect the method’s internal output with the original series, making it easier to see why a point, range, motif, or symbolic pattern was emphasized and whether that emphasis is coherent with the stated objective of the example.</w:t>
       </w:r>
     </w:p>
     <w:p>
@@ -1520,18 +1619,18 @@
           <wp:inline>
             <wp:extent cx="4620126" cy="3696101"/>
             <wp:effectExtent b="0" l="0" r="0" t="0"/>
-            <wp:docPr descr="" title="" id="24" name="Picture"/>
+            <wp:docPr descr="" title="" id="29" name="Picture"/>
             <a:graphic>
               <a:graphicData uri="http://schemas.openxmlformats.org/drawingml/2006/picture">
                 <pic:pic>
                   <pic:nvPicPr>
-                    <pic:cNvPr descr="/home/gpca/harbinger/examples/custom/doc/custom_change_point_files/figure-docx/unnamed-chunk-5-1.png" id="25" name="Picture"/>
+                    <pic:cNvPr descr="/home/gpca/harbinger/examples/custom/doc/04-change-point-custom_change_point_files/figure-docx/unnamed-chunk-5-1.png" id="30" name="Picture"/>
                     <pic:cNvPicPr>
                       <a:picLocks noChangeArrowheads="1" noChangeAspect="1"/>
                     </pic:cNvPicPr>
                   </pic:nvPicPr>
                   <pic:blipFill>
-                    <a:blip r:embed="rId23"/>
+                    <a:blip r:embed="rId28"/>
                     <a:stretch>
                       <a:fillRect/>
                     </a:stretch>
@@ -1566,8 +1665,9 @@
         <w:t xml:space="preserve">This example highlights the usual role of a custom change-point extension in Harbinger: fit a structural model, convert the break estimate to the common detection table, and then reuse the regular evaluation and plotting workflow.</w:t>
       </w:r>
     </w:p>
-    <w:bookmarkEnd w:id="26"/>
-    <w:bookmarkStart w:id="27" w:name="references"/>
+    <w:bookmarkEnd w:id="31"/>
+    <w:bookmarkEnd w:id="32"/>
+    <w:bookmarkStart w:id="33" w:name="references"/>
     <w:p>
       <w:pPr>
         <w:pStyle w:val="Heading2"/>
@@ -1588,7 +1688,7 @@
         <w:t xml:space="preserve">Muggeo, V. M. R. (2003). Estimating regression models with unknown break-points. Statistics in Medicine, 22(19), 3055-3071.</w:t>
       </w:r>
     </w:p>
-    <w:bookmarkEnd w:id="27"/>
+    <w:bookmarkEnd w:id="33"/>
     <w:sectPr>
       <w:footnotePr>
         <w:numRestart w:val="eachSect"/>

--- a/examples/custom/doc/04-change-point-custom_change_point.docx
+++ b/examples/custom/doc/04-change-point-custom_change_point.docx
@@ -100,7 +100,7 @@
       </w:r>
     </w:p>
     <w:bookmarkEnd w:id="22"/>
-    <w:bookmarkStart w:id="23" w:name="method-at-a-glance"/>
+    <w:bookmarkStart w:id="31" w:name="method-at-a-glance"/>
     <w:p>
       <w:pPr>
         <w:pStyle w:val="Heading2"/>
@@ -152,23 +152,108 @@
         <w:t xml:space="preserve">package and wrap it inside the usual Harbinger interface.</w:t>
       </w:r>
     </w:p>
+    <w:bookmarkStart w:id="23" w:name="prepare-the-example"/>
+    <w:p>
+      <w:pPr>
+        <w:pStyle w:val="Heading3"/>
+      </w:pPr>
+      <w:r>
+        <w:t xml:space="preserve">Prepare the Example</w:t>
+      </w:r>
+    </w:p>
+    <w:p>
+      <w:pPr>
+        <w:pStyle w:val="FirstParagraph"/>
+      </w:pPr>
+      <w:r>
+        <w:t xml:space="preserve">This setup anchors the notebook in the specific series used to examine</w:t>
+      </w:r>
+      <w:r>
+        <w:t xml:space="preserve"> </w:t>
+      </w:r>
+      <w:r>
+        <w:rPr>
+          <w:rStyle w:val="VerbatimChar"/>
+        </w:rPr>
+        <w:t xml:space="preserve">04-change-point-custom_change_point</w:t>
+      </w:r>
+      <w:r>
+        <w:t xml:space="preserve">. The semantic point is the one stated above: the detector first fits a linear model and then refines it with</w:t>
+      </w:r>
+      <w:r>
+        <w:t xml:space="preserve"> </w:t>
+      </w:r>
+      <w:r>
+        <w:rPr>
+          <w:rStyle w:val="VerbatimChar"/>
+        </w:rPr>
+        <w:t xml:space="preserve">segmented::segmented()</w:t>
+      </w:r>
+      <w:r>
+        <w:t xml:space="preserve">, which estimates one or more joinpoints, so the raw signal needs to be visible before any fitting step hides that structure behind model output.</w:t>
+      </w:r>
+    </w:p>
+    <w:p>
+      <w:pPr>
+        <w:pStyle w:val="SourceCode"/>
+      </w:pPr>
+      <w:r>
+        <w:rPr>
+          <w:rStyle w:val="CommentTok"/>
+        </w:rPr>
+        <w:t xml:space="preserve"># installation</w:t>
+      </w:r>
+      <w:r>
+        <w:br/>
+      </w:r>
+      <w:r>
+        <w:rPr>
+          <w:rStyle w:val="CommentTok"/>
+        </w:rPr>
+        <w:t xml:space="preserve"># install.packages(c("harbinger", "daltoolbox", "segmented"))</w:t>
+      </w:r>
+      <w:r>
+        <w:br/>
+      </w:r>
+      <w:r>
+        <w:br/>
+      </w:r>
+      <w:r>
+        <w:rPr>
+          <w:rStyle w:val="FunctionTok"/>
+        </w:rPr>
+        <w:t xml:space="preserve">library</w:t>
+      </w:r>
+      <w:r>
+        <w:rPr>
+          <w:rStyle w:val="NormalTok"/>
+        </w:rPr>
+        <w:t xml:space="preserve">(daltoolbox)</w:t>
+      </w:r>
+      <w:r>
+        <w:br/>
+      </w:r>
+      <w:r>
+        <w:rPr>
+          <w:rStyle w:val="FunctionTok"/>
+        </w:rPr>
+        <w:t xml:space="preserve">library</w:t>
+      </w:r>
+      <w:r>
+        <w:rPr>
+          <w:rStyle w:val="NormalTok"/>
+        </w:rPr>
+        <w:t xml:space="preserve">(harbinger)</w:t>
+      </w:r>
+    </w:p>
     <w:bookmarkEnd w:id="23"/>
-    <w:bookmarkStart w:id="32" w:name="walkthrough"/>
-    <w:p>
-      <w:pPr>
-        <w:pStyle w:val="Heading2"/>
-      </w:pPr>
-      <w:r>
-        <w:t xml:space="preserve">Walkthrough</w:t>
-      </w:r>
-    </w:p>
-    <w:bookmarkStart w:id="24" w:name="prepare-the-example"/>
+    <w:bookmarkStart w:id="24" w:name="define-the-support-structures"/>
     <w:p>
       <w:pPr>
         <w:pStyle w:val="Heading3"/>
       </w:pPr>
       <w:r>
-        <w:t xml:space="preserve">Prepare the Example</w:t>
+        <w:t xml:space="preserve">Define the Support Structures</w:t>
       </w:r>
     </w:p>
     <w:p>
@@ -176,7 +261,19 @@
         <w:pStyle w:val="FirstParagraph"/>
       </w:pPr>
       <w:r>
-        <w:t xml:space="preserve">We begin by organizing the environment, loading the packages, and selecting the dataset used in the notebook. This part is intentionally more direct: the goal is to make the starting point explicit before the method-specific reasoning begins.</w:t>
+        <w:t xml:space="preserve">The code below defines the smallest Harbinger contract needed to express the idea behind this example. Read it in semantic terms: the goal is to encode that the detector first fits a linear model and then refines it with</w:t>
+      </w:r>
+      <w:r>
+        <w:t xml:space="preserve"> </w:t>
+      </w:r>
+      <w:r>
+        <w:rPr>
+          <w:rStyle w:val="VerbatimChar"/>
+        </w:rPr>
+        <w:t xml:space="preserve">segmented::segmented()</w:t>
+      </w:r>
+      <w:r>
+        <w:t xml:space="preserve">, which estimates one or more joinpoints while still returning objects that Harbinger can plot and evaluate like any native method.</w:t>
       </w:r>
     </w:p>
     <w:p>
@@ -185,61 +282,942 @@
       </w:pPr>
       <w:r>
         <w:rPr>
-          <w:rStyle w:val="CommentTok"/>
-        </w:rPr>
-        <w:t xml:space="preserve"># installation</w:t>
-      </w:r>
-      <w:r>
-        <w:br/>
-      </w:r>
-      <w:r>
-        <w:rPr>
-          <w:rStyle w:val="CommentTok"/>
-        </w:rPr>
-        <w:t xml:space="preserve"># install.packages(c("harbinger", "daltoolbox", "segmented"))</w:t>
-      </w:r>
-      <w:r>
-        <w:br/>
-      </w:r>
-      <w:r>
-        <w:br/>
+          <w:rStyle w:val="NormalTok"/>
+        </w:rPr>
+        <w:t xml:space="preserve">hcp_joinpoint_custom </w:t>
+      </w:r>
+      <w:r>
+        <w:rPr>
+          <w:rStyle w:val="OtherTok"/>
+        </w:rPr>
+        <w:t xml:space="preserve">&lt;-</w:t>
+      </w:r>
+      <w:r>
+        <w:rPr>
+          <w:rStyle w:val="NormalTok"/>
+        </w:rPr>
+        <w:t xml:space="preserve"> </w:t>
+      </w:r>
+      <w:r>
+        <w:rPr>
+          <w:rStyle w:val="ControlFlowTok"/>
+        </w:rPr>
+        <w:t xml:space="preserve">function</w:t>
+      </w:r>
+      <w:r>
+        <w:rPr>
+          <w:rStyle w:val="NormalTok"/>
+        </w:rPr>
+        <w:t xml:space="preserve">(</w:t>
+      </w:r>
+      <w:r>
+        <w:rPr>
+          <w:rStyle w:val="AttributeTok"/>
+        </w:rPr>
+        <w:t xml:space="preserve">npsi =</w:t>
+      </w:r>
+      <w:r>
+        <w:rPr>
+          <w:rStyle w:val="NormalTok"/>
+        </w:rPr>
+        <w:t xml:space="preserve"> </w:t>
+      </w:r>
+      <w:r>
+        <w:rPr>
+          <w:rStyle w:val="DecValTok"/>
+        </w:rPr>
+        <w:t xml:space="preserve">1</w:t>
+      </w:r>
+      <w:r>
+        <w:rPr>
+          <w:rStyle w:val="NormalTok"/>
+        </w:rPr>
+        <w:t xml:space="preserve">) {</w:t>
+      </w:r>
+      <w:r>
+        <w:br/>
+      </w:r>
+      <w:r>
+        <w:rPr>
+          <w:rStyle w:val="NormalTok"/>
+        </w:rPr>
+        <w:t xml:space="preserve">  obj </w:t>
+      </w:r>
+      <w:r>
+        <w:rPr>
+          <w:rStyle w:val="OtherTok"/>
+        </w:rPr>
+        <w:t xml:space="preserve">&lt;-</w:t>
+      </w:r>
+      <w:r>
+        <w:rPr>
+          <w:rStyle w:val="NormalTok"/>
+        </w:rPr>
+        <w:t xml:space="preserve"> </w:t>
       </w:r>
       <w:r>
         <w:rPr>
           <w:rStyle w:val="FunctionTok"/>
         </w:rPr>
-        <w:t xml:space="preserve">library</w:t>
-      </w:r>
-      <w:r>
-        <w:rPr>
-          <w:rStyle w:val="NormalTok"/>
-        </w:rPr>
-        <w:t xml:space="preserve">(daltoolbox)</w:t>
-      </w:r>
-      <w:r>
-        <w:br/>
+        <w:t xml:space="preserve">harbinger</w:t>
+      </w:r>
+      <w:r>
+        <w:rPr>
+          <w:rStyle w:val="NormalTok"/>
+        </w:rPr>
+        <w:t xml:space="preserve">()</w:t>
+      </w:r>
+      <w:r>
+        <w:br/>
+      </w:r>
+      <w:r>
+        <w:rPr>
+          <w:rStyle w:val="NormalTok"/>
+        </w:rPr>
+        <w:t xml:space="preserve">  obj</w:t>
+      </w:r>
+      <w:r>
+        <w:rPr>
+          <w:rStyle w:val="SpecialCharTok"/>
+        </w:rPr>
+        <w:t xml:space="preserve">$</w:t>
+      </w:r>
+      <w:r>
+        <w:rPr>
+          <w:rStyle w:val="NormalTok"/>
+        </w:rPr>
+        <w:t xml:space="preserve">npsi </w:t>
+      </w:r>
+      <w:r>
+        <w:rPr>
+          <w:rStyle w:val="OtherTok"/>
+        </w:rPr>
+        <w:t xml:space="preserve">&lt;-</w:t>
+      </w:r>
+      <w:r>
+        <w:rPr>
+          <w:rStyle w:val="NormalTok"/>
+        </w:rPr>
+        <w:t xml:space="preserve"> npsi</w:t>
+      </w:r>
+      <w:r>
+        <w:br/>
+      </w:r>
+      <w:r>
+        <w:rPr>
+          <w:rStyle w:val="NormalTok"/>
+        </w:rPr>
+        <w:t xml:space="preserve">  </w:t>
       </w:r>
       <w:r>
         <w:rPr>
           <w:rStyle w:val="FunctionTok"/>
         </w:rPr>
-        <w:t xml:space="preserve">library</w:t>
-      </w:r>
-      <w:r>
-        <w:rPr>
-          <w:rStyle w:val="NormalTok"/>
-        </w:rPr>
-        <w:t xml:space="preserve">(harbinger)</w:t>
+        <w:t xml:space="preserve">class</w:t>
+      </w:r>
+      <w:r>
+        <w:rPr>
+          <w:rStyle w:val="NormalTok"/>
+        </w:rPr>
+        <w:t xml:space="preserve">(obj) </w:t>
+      </w:r>
+      <w:r>
+        <w:rPr>
+          <w:rStyle w:val="OtherTok"/>
+        </w:rPr>
+        <w:t xml:space="preserve">&lt;-</w:t>
+      </w:r>
+      <w:r>
+        <w:rPr>
+          <w:rStyle w:val="NormalTok"/>
+        </w:rPr>
+        <w:t xml:space="preserve"> </w:t>
+      </w:r>
+      <w:r>
+        <w:rPr>
+          <w:rStyle w:val="FunctionTok"/>
+        </w:rPr>
+        <w:t xml:space="preserve">append</w:t>
+      </w:r>
+      <w:r>
+        <w:rPr>
+          <w:rStyle w:val="NormalTok"/>
+        </w:rPr>
+        <w:t xml:space="preserve">(</w:t>
+      </w:r>
+      <w:r>
+        <w:rPr>
+          <w:rStyle w:val="StringTok"/>
+        </w:rPr>
+        <w:t xml:space="preserve">"hcp_joinpoint_custom"</w:t>
+      </w:r>
+      <w:r>
+        <w:rPr>
+          <w:rStyle w:val="NormalTok"/>
+        </w:rPr>
+        <w:t xml:space="preserve">, </w:t>
+      </w:r>
+      <w:r>
+        <w:rPr>
+          <w:rStyle w:val="FunctionTok"/>
+        </w:rPr>
+        <w:t xml:space="preserve">class</w:t>
+      </w:r>
+      <w:r>
+        <w:rPr>
+          <w:rStyle w:val="NormalTok"/>
+        </w:rPr>
+        <w:t xml:space="preserve">(obj))</w:t>
+      </w:r>
+      <w:r>
+        <w:br/>
+      </w:r>
+      <w:r>
+        <w:rPr>
+          <w:rStyle w:val="NormalTok"/>
+        </w:rPr>
+        <w:t xml:space="preserve">  obj</w:t>
+      </w:r>
+      <w:r>
+        <w:br/>
+      </w:r>
+      <w:r>
+        <w:rPr>
+          <w:rStyle w:val="NormalTok"/>
+        </w:rPr>
+        <w:t xml:space="preserve">}</w:t>
+      </w:r>
+      <w:r>
+        <w:br/>
+      </w:r>
+      <w:r>
+        <w:br/>
+      </w:r>
+      <w:r>
+        <w:rPr>
+          <w:rStyle w:val="NormalTok"/>
+        </w:rPr>
+        <w:t xml:space="preserve">fit.hcp_joinpoint_custom </w:t>
+      </w:r>
+      <w:r>
+        <w:rPr>
+          <w:rStyle w:val="OtherTok"/>
+        </w:rPr>
+        <w:t xml:space="preserve">&lt;-</w:t>
+      </w:r>
+      <w:r>
+        <w:rPr>
+          <w:rStyle w:val="NormalTok"/>
+        </w:rPr>
+        <w:t xml:space="preserve"> </w:t>
+      </w:r>
+      <w:r>
+        <w:rPr>
+          <w:rStyle w:val="ControlFlowTok"/>
+        </w:rPr>
+        <w:t xml:space="preserve">function</w:t>
+      </w:r>
+      <w:r>
+        <w:rPr>
+          <w:rStyle w:val="NormalTok"/>
+        </w:rPr>
+        <w:t xml:space="preserve">(obj, data, ...) {</w:t>
+      </w:r>
+      <w:r>
+        <w:br/>
+      </w:r>
+      <w:r>
+        <w:rPr>
+          <w:rStyle w:val="NormalTok"/>
+        </w:rPr>
+        <w:t xml:space="preserve">  x </w:t>
+      </w:r>
+      <w:r>
+        <w:rPr>
+          <w:rStyle w:val="OtherTok"/>
+        </w:rPr>
+        <w:t xml:space="preserve">&lt;-</w:t>
+      </w:r>
+      <w:r>
+        <w:rPr>
+          <w:rStyle w:val="NormalTok"/>
+        </w:rPr>
+        <w:t xml:space="preserve"> </w:t>
+      </w:r>
+      <w:r>
+        <w:rPr>
+          <w:rStyle w:val="FunctionTok"/>
+        </w:rPr>
+        <w:t xml:space="preserve">seq_along</w:t>
+      </w:r>
+      <w:r>
+        <w:rPr>
+          <w:rStyle w:val="NormalTok"/>
+        </w:rPr>
+        <w:t xml:space="preserve">(data)</w:t>
+      </w:r>
+      <w:r>
+        <w:br/>
+      </w:r>
+      <w:r>
+        <w:rPr>
+          <w:rStyle w:val="NormalTok"/>
+        </w:rPr>
+        <w:t xml:space="preserve">  base_model </w:t>
+      </w:r>
+      <w:r>
+        <w:rPr>
+          <w:rStyle w:val="OtherTok"/>
+        </w:rPr>
+        <w:t xml:space="preserve">&lt;-</w:t>
+      </w:r>
+      <w:r>
+        <w:rPr>
+          <w:rStyle w:val="NormalTok"/>
+        </w:rPr>
+        <w:t xml:space="preserve"> stats</w:t>
+      </w:r>
+      <w:r>
+        <w:rPr>
+          <w:rStyle w:val="SpecialCharTok"/>
+        </w:rPr>
+        <w:t xml:space="preserve">::</w:t>
+      </w:r>
+      <w:r>
+        <w:rPr>
+          <w:rStyle w:val="FunctionTok"/>
+        </w:rPr>
+        <w:t xml:space="preserve">lm</w:t>
+      </w:r>
+      <w:r>
+        <w:rPr>
+          <w:rStyle w:val="NormalTok"/>
+        </w:rPr>
+        <w:t xml:space="preserve">(data </w:t>
+      </w:r>
+      <w:r>
+        <w:rPr>
+          <w:rStyle w:val="SpecialCharTok"/>
+        </w:rPr>
+        <w:t xml:space="preserve">~</w:t>
+      </w:r>
+      <w:r>
+        <w:rPr>
+          <w:rStyle w:val="NormalTok"/>
+        </w:rPr>
+        <w:t xml:space="preserve"> x)</w:t>
+      </w:r>
+      <w:r>
+        <w:br/>
+      </w:r>
+      <w:r>
+        <w:rPr>
+          <w:rStyle w:val="NormalTok"/>
+        </w:rPr>
+        <w:t xml:space="preserve">  obj</w:t>
+      </w:r>
+      <w:r>
+        <w:rPr>
+          <w:rStyle w:val="SpecialCharTok"/>
+        </w:rPr>
+        <w:t xml:space="preserve">$</w:t>
+      </w:r>
+      <w:r>
+        <w:rPr>
+          <w:rStyle w:val="NormalTok"/>
+        </w:rPr>
+        <w:t xml:space="preserve">model </w:t>
+      </w:r>
+      <w:r>
+        <w:rPr>
+          <w:rStyle w:val="OtherTok"/>
+        </w:rPr>
+        <w:t xml:space="preserve">&lt;-</w:t>
+      </w:r>
+      <w:r>
+        <w:rPr>
+          <w:rStyle w:val="NormalTok"/>
+        </w:rPr>
+        <w:t xml:space="preserve"> segmented</w:t>
+      </w:r>
+      <w:r>
+        <w:rPr>
+          <w:rStyle w:val="SpecialCharTok"/>
+        </w:rPr>
+        <w:t xml:space="preserve">::</w:t>
+      </w:r>
+      <w:r>
+        <w:rPr>
+          <w:rStyle w:val="FunctionTok"/>
+        </w:rPr>
+        <w:t xml:space="preserve">segmented</w:t>
+      </w:r>
+      <w:r>
+        <w:rPr>
+          <w:rStyle w:val="NormalTok"/>
+        </w:rPr>
+        <w:t xml:space="preserve">(base_model, </w:t>
+      </w:r>
+      <w:r>
+        <w:rPr>
+          <w:rStyle w:val="AttributeTok"/>
+        </w:rPr>
+        <w:t xml:space="preserve">seg.Z =</w:t>
+      </w:r>
+      <w:r>
+        <w:rPr>
+          <w:rStyle w:val="NormalTok"/>
+        </w:rPr>
+        <w:t xml:space="preserve"> </w:t>
+      </w:r>
+      <w:r>
+        <w:rPr>
+          <w:rStyle w:val="SpecialCharTok"/>
+        </w:rPr>
+        <w:t xml:space="preserve">~</w:t>
+      </w:r>
+      <w:r>
+        <w:rPr>
+          <w:rStyle w:val="NormalTok"/>
+        </w:rPr>
+        <w:t xml:space="preserve"> x, </w:t>
+      </w:r>
+      <w:r>
+        <w:rPr>
+          <w:rStyle w:val="AttributeTok"/>
+        </w:rPr>
+        <w:t xml:space="preserve">npsi =</w:t>
+      </w:r>
+      <w:r>
+        <w:rPr>
+          <w:rStyle w:val="NormalTok"/>
+        </w:rPr>
+        <w:t xml:space="preserve"> obj</w:t>
+      </w:r>
+      <w:r>
+        <w:rPr>
+          <w:rStyle w:val="SpecialCharTok"/>
+        </w:rPr>
+        <w:t xml:space="preserve">$</w:t>
+      </w:r>
+      <w:r>
+        <w:rPr>
+          <w:rStyle w:val="NormalTok"/>
+        </w:rPr>
+        <w:t xml:space="preserve">npsi)</w:t>
+      </w:r>
+      <w:r>
+        <w:br/>
+      </w:r>
+      <w:r>
+        <w:rPr>
+          <w:rStyle w:val="NormalTok"/>
+        </w:rPr>
+        <w:t xml:space="preserve">  obj</w:t>
+      </w:r>
+      <w:r>
+        <w:br/>
+      </w:r>
+      <w:r>
+        <w:rPr>
+          <w:rStyle w:val="NormalTok"/>
+        </w:rPr>
+        <w:t xml:space="preserve">}</w:t>
+      </w:r>
+      <w:r>
+        <w:br/>
+      </w:r>
+      <w:r>
+        <w:br/>
+      </w:r>
+      <w:r>
+        <w:rPr>
+          <w:rStyle w:val="NormalTok"/>
+        </w:rPr>
+        <w:t xml:space="preserve">detect.hcp_joinpoint_custom </w:t>
+      </w:r>
+      <w:r>
+        <w:rPr>
+          <w:rStyle w:val="OtherTok"/>
+        </w:rPr>
+        <w:t xml:space="preserve">&lt;-</w:t>
+      </w:r>
+      <w:r>
+        <w:rPr>
+          <w:rStyle w:val="NormalTok"/>
+        </w:rPr>
+        <w:t xml:space="preserve"> </w:t>
+      </w:r>
+      <w:r>
+        <w:rPr>
+          <w:rStyle w:val="ControlFlowTok"/>
+        </w:rPr>
+        <w:t xml:space="preserve">function</w:t>
+      </w:r>
+      <w:r>
+        <w:rPr>
+          <w:rStyle w:val="NormalTok"/>
+        </w:rPr>
+        <w:t xml:space="preserve">(obj, serie, ...) {</w:t>
+      </w:r>
+      <w:r>
+        <w:br/>
+      </w:r>
+      <w:r>
+        <w:rPr>
+          <w:rStyle w:val="NormalTok"/>
+        </w:rPr>
+        <w:t xml:space="preserve">  obj </w:t>
+      </w:r>
+      <w:r>
+        <w:rPr>
+          <w:rStyle w:val="OtherTok"/>
+        </w:rPr>
+        <w:t xml:space="preserve">&lt;-</w:t>
+      </w:r>
+      <w:r>
+        <w:rPr>
+          <w:rStyle w:val="NormalTok"/>
+        </w:rPr>
+        <w:t xml:space="preserve"> obj</w:t>
+      </w:r>
+      <w:r>
+        <w:rPr>
+          <w:rStyle w:val="SpecialCharTok"/>
+        </w:rPr>
+        <w:t xml:space="preserve">$</w:t>
+      </w:r>
+      <w:r>
+        <w:rPr>
+          <w:rStyle w:val="FunctionTok"/>
+        </w:rPr>
+        <w:t xml:space="preserve">har_store_refs</w:t>
+      </w:r>
+      <w:r>
+        <w:rPr>
+          <w:rStyle w:val="NormalTok"/>
+        </w:rPr>
+        <w:t xml:space="preserve">(obj, serie)</w:t>
+      </w:r>
+      <w:r>
+        <w:br/>
+      </w:r>
+      <w:r>
+        <w:br/>
+      </w:r>
+      <w:r>
+        <w:rPr>
+          <w:rStyle w:val="NormalTok"/>
+        </w:rPr>
+        <w:t xml:space="preserve">  </w:t>
+      </w:r>
+      <w:r>
+        <w:rPr>
+          <w:rStyle w:val="ControlFlowTok"/>
+        </w:rPr>
+        <w:t xml:space="preserve">if</w:t>
+      </w:r>
+      <w:r>
+        <w:rPr>
+          <w:rStyle w:val="NormalTok"/>
+        </w:rPr>
+        <w:t xml:space="preserve"> (</w:t>
+      </w:r>
+      <w:r>
+        <w:rPr>
+          <w:rStyle w:val="FunctionTok"/>
+        </w:rPr>
+        <w:t xml:space="preserve">is.null</w:t>
+      </w:r>
+      <w:r>
+        <w:rPr>
+          <w:rStyle w:val="NormalTok"/>
+        </w:rPr>
+        <w:t xml:space="preserve">(obj</w:t>
+      </w:r>
+      <w:r>
+        <w:rPr>
+          <w:rStyle w:val="SpecialCharTok"/>
+        </w:rPr>
+        <w:t xml:space="preserve">$</w:t>
+      </w:r>
+      <w:r>
+        <w:rPr>
+          <w:rStyle w:val="NormalTok"/>
+        </w:rPr>
+        <w:t xml:space="preserve">model)) {</w:t>
+      </w:r>
+      <w:r>
+        <w:br/>
+      </w:r>
+      <w:r>
+        <w:rPr>
+          <w:rStyle w:val="NormalTok"/>
+        </w:rPr>
+        <w:t xml:space="preserve">    obj </w:t>
+      </w:r>
+      <w:r>
+        <w:rPr>
+          <w:rStyle w:val="OtherTok"/>
+        </w:rPr>
+        <w:t xml:space="preserve">&lt;-</w:t>
+      </w:r>
+      <w:r>
+        <w:rPr>
+          <w:rStyle w:val="NormalTok"/>
+        </w:rPr>
+        <w:t xml:space="preserve"> </w:t>
+      </w:r>
+      <w:r>
+        <w:rPr>
+          <w:rStyle w:val="FunctionTok"/>
+        </w:rPr>
+        <w:t xml:space="preserve">fit</w:t>
+      </w:r>
+      <w:r>
+        <w:rPr>
+          <w:rStyle w:val="NormalTok"/>
+        </w:rPr>
+        <w:t xml:space="preserve">(obj, obj</w:t>
+      </w:r>
+      <w:r>
+        <w:rPr>
+          <w:rStyle w:val="SpecialCharTok"/>
+        </w:rPr>
+        <w:t xml:space="preserve">$</w:t>
+      </w:r>
+      <w:r>
+        <w:rPr>
+          <w:rStyle w:val="NormalTok"/>
+        </w:rPr>
+        <w:t xml:space="preserve">serie)</w:t>
+      </w:r>
+      <w:r>
+        <w:br/>
+      </w:r>
+      <w:r>
+        <w:rPr>
+          <w:rStyle w:val="NormalTok"/>
+        </w:rPr>
+        <w:t xml:space="preserve">  }</w:t>
+      </w:r>
+      <w:r>
+        <w:br/>
+      </w:r>
+      <w:r>
+        <w:br/>
+      </w:r>
+      <w:r>
+        <w:rPr>
+          <w:rStyle w:val="NormalTok"/>
+        </w:rPr>
+        <w:t xml:space="preserve">  cp </w:t>
+      </w:r>
+      <w:r>
+        <w:rPr>
+          <w:rStyle w:val="OtherTok"/>
+        </w:rPr>
+        <w:t xml:space="preserve">&lt;-</w:t>
+      </w:r>
+      <w:r>
+        <w:rPr>
+          <w:rStyle w:val="NormalTok"/>
+        </w:rPr>
+        <w:t xml:space="preserve"> </w:t>
+      </w:r>
+      <w:r>
+        <w:rPr>
+          <w:rStyle w:val="FunctionTok"/>
+        </w:rPr>
+        <w:t xml:space="preserve">rep</w:t>
+      </w:r>
+      <w:r>
+        <w:rPr>
+          <w:rStyle w:val="NormalTok"/>
+        </w:rPr>
+        <w:t xml:space="preserve">(</w:t>
+      </w:r>
+      <w:r>
+        <w:rPr>
+          <w:rStyle w:val="ConstantTok"/>
+        </w:rPr>
+        <w:t xml:space="preserve">FALSE</w:t>
+      </w:r>
+      <w:r>
+        <w:rPr>
+          <w:rStyle w:val="NormalTok"/>
+        </w:rPr>
+        <w:t xml:space="preserve">, </w:t>
+      </w:r>
+      <w:r>
+        <w:rPr>
+          <w:rStyle w:val="FunctionTok"/>
+        </w:rPr>
+        <w:t xml:space="preserve">length</w:t>
+      </w:r>
+      <w:r>
+        <w:rPr>
+          <w:rStyle w:val="NormalTok"/>
+        </w:rPr>
+        <w:t xml:space="preserve">(obj</w:t>
+      </w:r>
+      <w:r>
+        <w:rPr>
+          <w:rStyle w:val="SpecialCharTok"/>
+        </w:rPr>
+        <w:t xml:space="preserve">$</w:t>
+      </w:r>
+      <w:r>
+        <w:rPr>
+          <w:rStyle w:val="NormalTok"/>
+        </w:rPr>
+        <w:t xml:space="preserve">serie))</w:t>
+      </w:r>
+      <w:r>
+        <w:br/>
+      </w:r>
+      <w:r>
+        <w:rPr>
+          <w:rStyle w:val="NormalTok"/>
+        </w:rPr>
+        <w:t xml:space="preserve">  psi </w:t>
+      </w:r>
+      <w:r>
+        <w:rPr>
+          <w:rStyle w:val="OtherTok"/>
+        </w:rPr>
+        <w:t xml:space="preserve">&lt;-</w:t>
+      </w:r>
+      <w:r>
+        <w:rPr>
+          <w:rStyle w:val="NormalTok"/>
+        </w:rPr>
+        <w:t xml:space="preserve"> </w:t>
+      </w:r>
+      <w:r>
+        <w:rPr>
+          <w:rStyle w:val="FunctionTok"/>
+        </w:rPr>
+        <w:t xml:space="preserve">round</w:t>
+      </w:r>
+      <w:r>
+        <w:rPr>
+          <w:rStyle w:val="NormalTok"/>
+        </w:rPr>
+        <w:t xml:space="preserve">(obj</w:t>
+      </w:r>
+      <w:r>
+        <w:rPr>
+          <w:rStyle w:val="SpecialCharTok"/>
+        </w:rPr>
+        <w:t xml:space="preserve">$</w:t>
+      </w:r>
+      <w:r>
+        <w:rPr>
+          <w:rStyle w:val="NormalTok"/>
+        </w:rPr>
+        <w:t xml:space="preserve">model</w:t>
+      </w:r>
+      <w:r>
+        <w:rPr>
+          <w:rStyle w:val="SpecialCharTok"/>
+        </w:rPr>
+        <w:t xml:space="preserve">$</w:t>
+      </w:r>
+      <w:r>
+        <w:rPr>
+          <w:rStyle w:val="NormalTok"/>
+        </w:rPr>
+        <w:t xml:space="preserve">psi[, </w:t>
+      </w:r>
+      <w:r>
+        <w:rPr>
+          <w:rStyle w:val="StringTok"/>
+        </w:rPr>
+        <w:t xml:space="preserve">"Est."</w:t>
+      </w:r>
+      <w:r>
+        <w:rPr>
+          <w:rStyle w:val="NormalTok"/>
+        </w:rPr>
+        <w:t xml:space="preserve">])</w:t>
+      </w:r>
+      <w:r>
+        <w:br/>
+      </w:r>
+      <w:r>
+        <w:rPr>
+          <w:rStyle w:val="NormalTok"/>
+        </w:rPr>
+        <w:t xml:space="preserve">  psi </w:t>
+      </w:r>
+      <w:r>
+        <w:rPr>
+          <w:rStyle w:val="OtherTok"/>
+        </w:rPr>
+        <w:t xml:space="preserve">&lt;-</w:t>
+      </w:r>
+      <w:r>
+        <w:rPr>
+          <w:rStyle w:val="NormalTok"/>
+        </w:rPr>
+        <w:t xml:space="preserve"> psi[psi </w:t>
+      </w:r>
+      <w:r>
+        <w:rPr>
+          <w:rStyle w:val="SpecialCharTok"/>
+        </w:rPr>
+        <w:t xml:space="preserve">&gt;=</w:t>
+      </w:r>
+      <w:r>
+        <w:rPr>
+          <w:rStyle w:val="NormalTok"/>
+        </w:rPr>
+        <w:t xml:space="preserve"> </w:t>
+      </w:r>
+      <w:r>
+        <w:rPr>
+          <w:rStyle w:val="DecValTok"/>
+        </w:rPr>
+        <w:t xml:space="preserve">1</w:t>
+      </w:r>
+      <w:r>
+        <w:rPr>
+          <w:rStyle w:val="NormalTok"/>
+        </w:rPr>
+        <w:t xml:space="preserve"> </w:t>
+      </w:r>
+      <w:r>
+        <w:rPr>
+          <w:rStyle w:val="SpecialCharTok"/>
+        </w:rPr>
+        <w:t xml:space="preserve">&amp;</w:t>
+      </w:r>
+      <w:r>
+        <w:rPr>
+          <w:rStyle w:val="NormalTok"/>
+        </w:rPr>
+        <w:t xml:space="preserve"> psi </w:t>
+      </w:r>
+      <w:r>
+        <w:rPr>
+          <w:rStyle w:val="SpecialCharTok"/>
+        </w:rPr>
+        <w:t xml:space="preserve">&lt;=</w:t>
+      </w:r>
+      <w:r>
+        <w:rPr>
+          <w:rStyle w:val="NormalTok"/>
+        </w:rPr>
+        <w:t xml:space="preserve"> </w:t>
+      </w:r>
+      <w:r>
+        <w:rPr>
+          <w:rStyle w:val="FunctionTok"/>
+        </w:rPr>
+        <w:t xml:space="preserve">length</w:t>
+      </w:r>
+      <w:r>
+        <w:rPr>
+          <w:rStyle w:val="NormalTok"/>
+        </w:rPr>
+        <w:t xml:space="preserve">(cp)]</w:t>
+      </w:r>
+      <w:r>
+        <w:br/>
+      </w:r>
+      <w:r>
+        <w:rPr>
+          <w:rStyle w:val="NormalTok"/>
+        </w:rPr>
+        <w:t xml:space="preserve">  cp[psi] </w:t>
+      </w:r>
+      <w:r>
+        <w:rPr>
+          <w:rStyle w:val="OtherTok"/>
+        </w:rPr>
+        <w:t xml:space="preserve">&lt;-</w:t>
+      </w:r>
+      <w:r>
+        <w:rPr>
+          <w:rStyle w:val="NormalTok"/>
+        </w:rPr>
+        <w:t xml:space="preserve"> </w:t>
+      </w:r>
+      <w:r>
+        <w:rPr>
+          <w:rStyle w:val="ConstantTok"/>
+        </w:rPr>
+        <w:t xml:space="preserve">TRUE</w:t>
+      </w:r>
+      <w:r>
+        <w:br/>
+      </w:r>
+      <w:r>
+        <w:br/>
+      </w:r>
+      <w:r>
+        <w:rPr>
+          <w:rStyle w:val="NormalTok"/>
+        </w:rPr>
+        <w:t xml:space="preserve">  obj</w:t>
+      </w:r>
+      <w:r>
+        <w:rPr>
+          <w:rStyle w:val="SpecialCharTok"/>
+        </w:rPr>
+        <w:t xml:space="preserve">$</w:t>
+      </w:r>
+      <w:r>
+        <w:rPr>
+          <w:rStyle w:val="FunctionTok"/>
+        </w:rPr>
+        <w:t xml:space="preserve">har_restore_refs</w:t>
+      </w:r>
+      <w:r>
+        <w:rPr>
+          <w:rStyle w:val="NormalTok"/>
+        </w:rPr>
+        <w:t xml:space="preserve">(obj, </w:t>
+      </w:r>
+      <w:r>
+        <w:rPr>
+          <w:rStyle w:val="AttributeTok"/>
+        </w:rPr>
+        <w:t xml:space="preserve">change_points =</w:t>
+      </w:r>
+      <w:r>
+        <w:rPr>
+          <w:rStyle w:val="NormalTok"/>
+        </w:rPr>
+        <w:t xml:space="preserve"> cp)</w:t>
+      </w:r>
+      <w:r>
+        <w:br/>
+      </w:r>
+      <w:r>
+        <w:rPr>
+          <w:rStyle w:val="NormalTok"/>
+        </w:rPr>
+        <w:t xml:space="preserve">}</w:t>
+      </w:r>
+    </w:p>
+    <w:p>
+      <w:pPr>
+        <w:pStyle w:val="FirstParagraph"/>
+      </w:pPr>
+      <w:r>
+        <w:t xml:space="preserve">We now fit and use the custom joinpoint detector on a simple change-point series.</w:t>
       </w:r>
     </w:p>
     <w:bookmarkEnd w:id="24"/>
-    <w:bookmarkStart w:id="25" w:name="define-the-support-structures"/>
+    <w:bookmarkStart w:id="25" w:name="configure-the-method"/>
     <w:p>
       <w:pPr>
         <w:pStyle w:val="Heading3"/>
       </w:pPr>
       <w:r>
-        <w:t xml:space="preserve">Define the Support Structures</w:t>
+        <w:t xml:space="preserve">Configure the Method</w:t>
       </w:r>
     </w:p>
     <w:p>
@@ -247,7 +1225,19 @@
         <w:pStyle w:val="FirstParagraph"/>
       </w:pPr>
       <w:r>
-        <w:t xml:space="preserve">Before applying the workflow itself, we define the helper functions or custom objects that make the example possible. This is one of the most important didactic moments in extension-oriented notebooks because it shows the contract that Harbinger expects and where the reader can adapt the behavior later.</w:t>
+        <w:t xml:space="preserve">The choices below turn the central modeling idea into concrete parameters. They matter because the detector first fits a linear model and then refines it with</w:t>
+      </w:r>
+      <w:r>
+        <w:t xml:space="preserve"> </w:t>
+      </w:r>
+      <w:r>
+        <w:rPr>
+          <w:rStyle w:val="VerbatimChar"/>
+        </w:rPr>
+        <w:t xml:space="preserve">segmented::segmented()</w:t>
+      </w:r>
+      <w:r>
+        <w:t xml:space="preserve">, which estimates one or more joinpoints, so each argument controls how strongly the method will emphasize that pattern when it later produces change-point candidates.</w:t>
       </w:r>
     </w:p>
     <w:p>
@@ -256,9 +1246,24 @@
       </w:pPr>
       <w:r>
         <w:rPr>
-          <w:rStyle w:val="NormalTok"/>
-        </w:rPr>
-        <w:t xml:space="preserve">hcp_joinpoint_custom </w:t>
+          <w:rStyle w:val="FunctionTok"/>
+        </w:rPr>
+        <w:t xml:space="preserve">data</w:t>
+      </w:r>
+      <w:r>
+        <w:rPr>
+          <w:rStyle w:val="NormalTok"/>
+        </w:rPr>
+        <w:t xml:space="preserve">(examples_changepoints)</w:t>
+      </w:r>
+      <w:r>
+        <w:br/>
+      </w:r>
+      <w:r>
+        <w:rPr>
+          <w:rStyle w:val="NormalTok"/>
+        </w:rPr>
+        <w:t xml:space="preserve">dataset </w:t>
       </w:r>
       <w:r>
         <w:rPr>
@@ -270,13 +1275,49 @@
         <w:rPr>
           <w:rStyle w:val="NormalTok"/>
         </w:rPr>
+        <w:t xml:space="preserve"> examples_changepoints</w:t>
+      </w:r>
+      <w:r>
+        <w:rPr>
+          <w:rStyle w:val="SpecialCharTok"/>
+        </w:rPr>
+        <w:t xml:space="preserve">$</w:t>
+      </w:r>
+      <w:r>
+        <w:rPr>
+          <w:rStyle w:val="NormalTok"/>
+        </w:rPr>
+        <w:t xml:space="preserve">simple</w:t>
+      </w:r>
+      <w:r>
+        <w:br/>
+      </w:r>
+      <w:r>
+        <w:br/>
+      </w:r>
+      <w:r>
+        <w:rPr>
+          <w:rStyle w:val="NormalTok"/>
+        </w:rPr>
+        <w:t xml:space="preserve">model </w:t>
+      </w:r>
+      <w:r>
+        <w:rPr>
+          <w:rStyle w:val="OtherTok"/>
+        </w:rPr>
+        <w:t xml:space="preserve">&lt;-</w:t>
+      </w:r>
+      <w:r>
+        <w:rPr>
+          <w:rStyle w:val="NormalTok"/>
+        </w:rPr>
         <w:t xml:space="preserve"> </w:t>
       </w:r>
       <w:r>
         <w:rPr>
-          <w:rStyle w:val="ControlFlowTok"/>
-        </w:rPr>
-        <w:t xml:space="preserve">function</w:t>
+          <w:rStyle w:val="FunctionTok"/>
+        </w:rPr>
+        <w:t xml:space="preserve">hcp_joinpoint_custom</w:t>
       </w:r>
       <w:r>
         <w:rPr>
@@ -306,16 +1347,16 @@
         <w:rPr>
           <w:rStyle w:val="NormalTok"/>
         </w:rPr>
-        <w:t xml:space="preserve">) {</w:t>
-      </w:r>
-      <w:r>
-        <w:br/>
-      </w:r>
-      <w:r>
-        <w:rPr>
-          <w:rStyle w:val="NormalTok"/>
-        </w:rPr>
-        <w:t xml:space="preserve">  obj </w:t>
+        <w:t xml:space="preserve">)</w:t>
+      </w:r>
+      <w:r>
+        <w:br/>
+      </w:r>
+      <w:r>
+        <w:rPr>
+          <w:rStyle w:val="NormalTok"/>
+        </w:rPr>
+        <w:t xml:space="preserve">model </w:t>
       </w:r>
       <w:r>
         <w:rPr>
@@ -333,22 +1374,13 @@
         <w:rPr>
           <w:rStyle w:val="FunctionTok"/>
         </w:rPr>
-        <w:t xml:space="preserve">harbinger</w:t>
-      </w:r>
-      <w:r>
-        <w:rPr>
-          <w:rStyle w:val="NormalTok"/>
-        </w:rPr>
-        <w:t xml:space="preserve">()</w:t>
-      </w:r>
-      <w:r>
-        <w:br/>
-      </w:r>
-      <w:r>
-        <w:rPr>
-          <w:rStyle w:val="NormalTok"/>
-        </w:rPr>
-        <w:t xml:space="preserve">  obj</w:t>
+        <w:t xml:space="preserve">fit</w:t>
+      </w:r>
+      <w:r>
+        <w:rPr>
+          <w:rStyle w:val="NormalTok"/>
+        </w:rPr>
+        <w:t xml:space="preserve">(model, dataset</w:t>
       </w:r>
       <w:r>
         <w:rPr>
@@ -360,7 +1392,29 @@
         <w:rPr>
           <w:rStyle w:val="NormalTok"/>
         </w:rPr>
-        <w:t xml:space="preserve">npsi </w:t>
+        <w:t xml:space="preserve">serie)</w:t>
+      </w:r>
+    </w:p>
+    <w:p>
+      <w:pPr>
+        <w:pStyle w:val="SourceCode"/>
+      </w:pPr>
+      <w:r>
+        <w:rPr>
+          <w:rStyle w:val="VerbatimChar"/>
+        </w:rPr>
+        <w:t xml:space="preserve">## Warning in summary.lm(object, ...): essentially perfect fit: summary may be unreliable</w:t>
+      </w:r>
+    </w:p>
+    <w:p>
+      <w:pPr>
+        <w:pStyle w:val="SourceCode"/>
+      </w:pPr>
+      <w:r>
+        <w:rPr>
+          <w:rStyle w:val="NormalTok"/>
+        </w:rPr>
+        <w:t xml:space="preserve">detection </w:t>
       </w:r>
       <w:r>
         <w:rPr>
@@ -372,28 +1426,75 @@
         <w:rPr>
           <w:rStyle w:val="NormalTok"/>
         </w:rPr>
-        <w:t xml:space="preserve"> npsi</w:t>
-      </w:r>
-      <w:r>
-        <w:br/>
-      </w:r>
-      <w:r>
-        <w:rPr>
-          <w:rStyle w:val="NormalTok"/>
-        </w:rPr>
-        <w:t xml:space="preserve">  </w:t>
+        <w:t xml:space="preserve"> </w:t>
       </w:r>
       <w:r>
         <w:rPr>
           <w:rStyle w:val="FunctionTok"/>
         </w:rPr>
-        <w:t xml:space="preserve">class</w:t>
-      </w:r>
-      <w:r>
-        <w:rPr>
-          <w:rStyle w:val="NormalTok"/>
-        </w:rPr>
-        <w:t xml:space="preserve">(obj) </w:t>
+        <w:t xml:space="preserve">detect</w:t>
+      </w:r>
+      <w:r>
+        <w:rPr>
+          <w:rStyle w:val="NormalTok"/>
+        </w:rPr>
+        <w:t xml:space="preserve">(model, dataset</w:t>
+      </w:r>
+      <w:r>
+        <w:rPr>
+          <w:rStyle w:val="SpecialCharTok"/>
+        </w:rPr>
+        <w:t xml:space="preserve">$</w:t>
+      </w:r>
+      <w:r>
+        <w:rPr>
+          <w:rStyle w:val="NormalTok"/>
+        </w:rPr>
+        <w:t xml:space="preserve">serie)</w:t>
+      </w:r>
+    </w:p>
+    <w:bookmarkEnd w:id="25"/>
+    <w:bookmarkStart w:id="26" w:name="evaluate-what-was-found"/>
+    <w:p>
+      <w:pPr>
+        <w:pStyle w:val="Heading3"/>
+      </w:pPr>
+      <w:r>
+        <w:t xml:space="preserve">Evaluate What Was Found</w:t>
+      </w:r>
+    </w:p>
+    <w:p>
+      <w:pPr>
+        <w:pStyle w:val="FirstParagraph"/>
+      </w:pPr>
+      <w:r>
+        <w:t xml:space="preserve">The evaluation asks whether the change-point candidates produced by</w:t>
+      </w:r>
+      <w:r>
+        <w:t xml:space="preserve"> </w:t>
+      </w:r>
+      <w:r>
+        <w:rPr>
+          <w:rStyle w:val="VerbatimChar"/>
+        </w:rPr>
+        <w:t xml:space="preserve">04-change-point-custom_change_point</w:t>
+      </w:r>
+      <w:r>
+        <w:t xml:space="preserve"> </w:t>
+      </w:r>
+      <w:r>
+        <w:t xml:space="preserve">match the labeled structure on this dataset. Read the scores as evidence about the method’s assumptions in practice, not as detached summary numbers.</w:t>
+      </w:r>
+    </w:p>
+    <w:p>
+      <w:pPr>
+        <w:pStyle w:val="SourceCode"/>
+      </w:pPr>
+      <w:r>
+        <w:rPr>
+          <w:rStyle w:val="NormalTok"/>
+        </w:rPr>
+        <w:t xml:space="preserve">evaluation </w:t>
       </w:r>
       <w:r>
         <w:rPr>
@@ -411,1162 +1512,126 @@
         <w:rPr>
           <w:rStyle w:val="FunctionTok"/>
         </w:rPr>
-        <w:t xml:space="preserve">append</w:t>
-      </w:r>
-      <w:r>
-        <w:rPr>
-          <w:rStyle w:val="NormalTok"/>
-        </w:rPr>
-        <w:t xml:space="preserve">(</w:t>
-      </w:r>
-      <w:r>
-        <w:rPr>
-          <w:rStyle w:val="StringTok"/>
-        </w:rPr>
-        <w:t xml:space="preserve">"hcp_joinpoint_custom"</w:t>
-      </w:r>
-      <w:r>
-        <w:rPr>
-          <w:rStyle w:val="NormalTok"/>
-        </w:rPr>
-        <w:t xml:space="preserve">, </w:t>
-      </w:r>
-      <w:r>
-        <w:rPr>
-          <w:rStyle w:val="FunctionTok"/>
-        </w:rPr>
-        <w:t xml:space="preserve">class</w:t>
-      </w:r>
-      <w:r>
-        <w:rPr>
-          <w:rStyle w:val="NormalTok"/>
-        </w:rPr>
-        <w:t xml:space="preserve">(obj))</w:t>
-      </w:r>
-      <w:r>
-        <w:br/>
-      </w:r>
-      <w:r>
-        <w:rPr>
-          <w:rStyle w:val="NormalTok"/>
-        </w:rPr>
-        <w:t xml:space="preserve">  obj</w:t>
-      </w:r>
-      <w:r>
-        <w:br/>
-      </w:r>
-      <w:r>
-        <w:rPr>
-          <w:rStyle w:val="NormalTok"/>
-        </w:rPr>
-        <w:t xml:space="preserve">}</w:t>
-      </w:r>
-      <w:r>
-        <w:br/>
-      </w:r>
-      <w:r>
-        <w:br/>
-      </w:r>
-      <w:r>
-        <w:rPr>
-          <w:rStyle w:val="NormalTok"/>
-        </w:rPr>
-        <w:t xml:space="preserve">fit.hcp_joinpoint_custom </w:t>
-      </w:r>
-      <w:r>
-        <w:rPr>
-          <w:rStyle w:val="OtherTok"/>
-        </w:rPr>
-        <w:t xml:space="preserve">&lt;-</w:t>
-      </w:r>
-      <w:r>
-        <w:rPr>
-          <w:rStyle w:val="NormalTok"/>
-        </w:rPr>
+        <w:t xml:space="preserve">evaluate</w:t>
+      </w:r>
+      <w:r>
+        <w:rPr>
+          <w:rStyle w:val="NormalTok"/>
+        </w:rPr>
+        <w:t xml:space="preserve">(model, detection</w:t>
+      </w:r>
+      <w:r>
+        <w:rPr>
+          <w:rStyle w:val="SpecialCharTok"/>
+        </w:rPr>
+        <w:t xml:space="preserve">$</w:t>
+      </w:r>
+      <w:r>
+        <w:rPr>
+          <w:rStyle w:val="NormalTok"/>
+        </w:rPr>
+        <w:t xml:space="preserve">event, dataset</w:t>
+      </w:r>
+      <w:r>
+        <w:rPr>
+          <w:rStyle w:val="SpecialCharTok"/>
+        </w:rPr>
+        <w:t xml:space="preserve">$</w:t>
+      </w:r>
+      <w:r>
+        <w:rPr>
+          <w:rStyle w:val="NormalTok"/>
+        </w:rPr>
+        <w:t xml:space="preserve">event)</w:t>
+      </w:r>
+      <w:r>
+        <w:br/>
+      </w:r>
+      <w:r>
+        <w:rPr>
+          <w:rStyle w:val="NormalTok"/>
+        </w:rPr>
+        <w:t xml:space="preserve">evaluation</w:t>
+      </w:r>
+      <w:r>
+        <w:rPr>
+          <w:rStyle w:val="SpecialCharTok"/>
+        </w:rPr>
+        <w:t xml:space="preserve">$</w:t>
+      </w:r>
+      <w:r>
+        <w:rPr>
+          <w:rStyle w:val="NormalTok"/>
+        </w:rPr>
+        <w:t xml:space="preserve">confMatrix</w:t>
+      </w:r>
+    </w:p>
+    <w:p>
+      <w:pPr>
+        <w:pStyle w:val="SourceCode"/>
+      </w:pPr>
+      <w:r>
+        <w:rPr>
+          <w:rStyle w:val="VerbatimChar"/>
+        </w:rPr>
+        <w:t xml:space="preserve">##           event      </w:t>
+      </w:r>
+      <w:r>
+        <w:br/>
+      </w:r>
+      <w:r>
+        <w:rPr>
+          <w:rStyle w:val="VerbatimChar"/>
+        </w:rPr>
+        <w:t xml:space="preserve">## detection TRUE  FALSE</w:t>
+      </w:r>
+      <w:r>
+        <w:br/>
+      </w:r>
+      <w:r>
+        <w:rPr>
+          <w:rStyle w:val="VerbatimChar"/>
+        </w:rPr>
+        <w:t xml:space="preserve">## TRUE      1     0    </w:t>
+      </w:r>
+      <w:r>
+        <w:br/>
+      </w:r>
+      <w:r>
+        <w:rPr>
+          <w:rStyle w:val="VerbatimChar"/>
+        </w:rPr>
+        <w:t xml:space="preserve">## FALSE     0     100</w:t>
+      </w:r>
+    </w:p>
+    <w:bookmarkEnd w:id="26"/>
+    <w:bookmarkStart w:id="30" w:name="interpret-the-result-visually"/>
+    <w:p>
+      <w:pPr>
+        <w:pStyle w:val="Heading3"/>
+      </w:pPr>
+      <w:r>
+        <w:t xml:space="preserve">Interpret the Result Visually</w:t>
+      </w:r>
+    </w:p>
+    <w:p>
+      <w:pPr>
+        <w:pStyle w:val="FirstParagraph"/>
+      </w:pPr>
+      <w:r>
+        <w:t xml:space="preserve">This first visual pass establishes what the method should react to in the raw series. Keep the method summary in mind here, because the detector first fits a linear model and then refines it with</w:t>
+      </w:r>
+      <w:r>
         <w:t xml:space="preserve"> </w:t>
       </w:r>
       <w:r>
         <w:rPr>
-          <w:rStyle w:val="ControlFlowTok"/>
-        </w:rPr>
-        <w:t xml:space="preserve">function</w:t>
-      </w:r>
-      <w:r>
-        <w:rPr>
-          <w:rStyle w:val="NormalTok"/>
-        </w:rPr>
-        <w:t xml:space="preserve">(obj, data, ...) {</w:t>
-      </w:r>
-      <w:r>
-        <w:br/>
-      </w:r>
-      <w:r>
-        <w:rPr>
-          <w:rStyle w:val="NormalTok"/>
-        </w:rPr>
-        <w:t xml:space="preserve">  x </w:t>
-      </w:r>
-      <w:r>
-        <w:rPr>
-          <w:rStyle w:val="OtherTok"/>
-        </w:rPr>
-        <w:t xml:space="preserve">&lt;-</w:t>
-      </w:r>
-      <w:r>
-        <w:rPr>
-          <w:rStyle w:val="NormalTok"/>
-        </w:rPr>
-        <w:t xml:space="preserve"> </w:t>
-      </w:r>
-      <w:r>
-        <w:rPr>
-          <w:rStyle w:val="FunctionTok"/>
-        </w:rPr>
-        <w:t xml:space="preserve">seq_along</w:t>
-      </w:r>
-      <w:r>
-        <w:rPr>
-          <w:rStyle w:val="NormalTok"/>
-        </w:rPr>
-        <w:t xml:space="preserve">(data)</w:t>
-      </w:r>
-      <w:r>
-        <w:br/>
-      </w:r>
-      <w:r>
-        <w:rPr>
-          <w:rStyle w:val="NormalTok"/>
-        </w:rPr>
-        <w:t xml:space="preserve">  base_model </w:t>
-      </w:r>
-      <w:r>
-        <w:rPr>
-          <w:rStyle w:val="OtherTok"/>
-        </w:rPr>
-        <w:t xml:space="preserve">&lt;-</w:t>
-      </w:r>
-      <w:r>
-        <w:rPr>
-          <w:rStyle w:val="NormalTok"/>
-        </w:rPr>
-        <w:t xml:space="preserve"> stats</w:t>
-      </w:r>
-      <w:r>
-        <w:rPr>
-          <w:rStyle w:val="SpecialCharTok"/>
-        </w:rPr>
-        <w:t xml:space="preserve">::</w:t>
-      </w:r>
-      <w:r>
-        <w:rPr>
-          <w:rStyle w:val="FunctionTok"/>
-        </w:rPr>
-        <w:t xml:space="preserve">lm</w:t>
-      </w:r>
-      <w:r>
-        <w:rPr>
-          <w:rStyle w:val="NormalTok"/>
-        </w:rPr>
-        <w:t xml:space="preserve">(data </w:t>
-      </w:r>
-      <w:r>
-        <w:rPr>
-          <w:rStyle w:val="SpecialCharTok"/>
-        </w:rPr>
-        <w:t xml:space="preserve">~</w:t>
-      </w:r>
-      <w:r>
-        <w:rPr>
-          <w:rStyle w:val="NormalTok"/>
-        </w:rPr>
-        <w:t xml:space="preserve"> x)</w:t>
-      </w:r>
-      <w:r>
-        <w:br/>
-      </w:r>
-      <w:r>
-        <w:rPr>
-          <w:rStyle w:val="NormalTok"/>
-        </w:rPr>
-        <w:t xml:space="preserve">  obj</w:t>
-      </w:r>
-      <w:r>
-        <w:rPr>
-          <w:rStyle w:val="SpecialCharTok"/>
-        </w:rPr>
-        <w:t xml:space="preserve">$</w:t>
-      </w:r>
-      <w:r>
-        <w:rPr>
-          <w:rStyle w:val="NormalTok"/>
-        </w:rPr>
-        <w:t xml:space="preserve">model </w:t>
-      </w:r>
-      <w:r>
-        <w:rPr>
-          <w:rStyle w:val="OtherTok"/>
-        </w:rPr>
-        <w:t xml:space="preserve">&lt;-</w:t>
-      </w:r>
-      <w:r>
-        <w:rPr>
-          <w:rStyle w:val="NormalTok"/>
-        </w:rPr>
-        <w:t xml:space="preserve"> segmented</w:t>
-      </w:r>
-      <w:r>
-        <w:rPr>
-          <w:rStyle w:val="SpecialCharTok"/>
-        </w:rPr>
-        <w:t xml:space="preserve">::</w:t>
-      </w:r>
-      <w:r>
-        <w:rPr>
-          <w:rStyle w:val="FunctionTok"/>
-        </w:rPr>
-        <w:t xml:space="preserve">segmented</w:t>
-      </w:r>
-      <w:r>
-        <w:rPr>
-          <w:rStyle w:val="NormalTok"/>
-        </w:rPr>
-        <w:t xml:space="preserve">(base_model, </w:t>
-      </w:r>
-      <w:r>
-        <w:rPr>
-          <w:rStyle w:val="AttributeTok"/>
-        </w:rPr>
-        <w:t xml:space="preserve">seg.Z =</w:t>
-      </w:r>
-      <w:r>
-        <w:rPr>
-          <w:rStyle w:val="NormalTok"/>
-        </w:rPr>
-        <w:t xml:space="preserve"> </w:t>
-      </w:r>
-      <w:r>
-        <w:rPr>
-          <w:rStyle w:val="SpecialCharTok"/>
-        </w:rPr>
-        <w:t xml:space="preserve">~</w:t>
-      </w:r>
-      <w:r>
-        <w:rPr>
-          <w:rStyle w:val="NormalTok"/>
-        </w:rPr>
-        <w:t xml:space="preserve"> x, </w:t>
-      </w:r>
-      <w:r>
-        <w:rPr>
-          <w:rStyle w:val="AttributeTok"/>
-        </w:rPr>
-        <w:t xml:space="preserve">npsi =</w:t>
-      </w:r>
-      <w:r>
-        <w:rPr>
-          <w:rStyle w:val="NormalTok"/>
-        </w:rPr>
-        <w:t xml:space="preserve"> obj</w:t>
-      </w:r>
-      <w:r>
-        <w:rPr>
-          <w:rStyle w:val="SpecialCharTok"/>
-        </w:rPr>
-        <w:t xml:space="preserve">$</w:t>
-      </w:r>
-      <w:r>
-        <w:rPr>
-          <w:rStyle w:val="NormalTok"/>
-        </w:rPr>
-        <w:t xml:space="preserve">npsi)</w:t>
-      </w:r>
-      <w:r>
-        <w:br/>
-      </w:r>
-      <w:r>
-        <w:rPr>
-          <w:rStyle w:val="NormalTok"/>
-        </w:rPr>
-        <w:t xml:space="preserve">  obj</w:t>
-      </w:r>
-      <w:r>
-        <w:br/>
-      </w:r>
-      <w:r>
-        <w:rPr>
-          <w:rStyle w:val="NormalTok"/>
-        </w:rPr>
-        <w:t xml:space="preserve">}</w:t>
-      </w:r>
-      <w:r>
-        <w:br/>
-      </w:r>
-      <w:r>
-        <w:br/>
-      </w:r>
-      <w:r>
-        <w:rPr>
-          <w:rStyle w:val="NormalTok"/>
-        </w:rPr>
-        <w:t xml:space="preserve">detect.hcp_joinpoint_custom </w:t>
-      </w:r>
-      <w:r>
-        <w:rPr>
-          <w:rStyle w:val="OtherTok"/>
-        </w:rPr>
-        <w:t xml:space="preserve">&lt;-</w:t>
-      </w:r>
-      <w:r>
-        <w:rPr>
-          <w:rStyle w:val="NormalTok"/>
-        </w:rPr>
-        <w:t xml:space="preserve"> </w:t>
-      </w:r>
-      <w:r>
-        <w:rPr>
-          <w:rStyle w:val="ControlFlowTok"/>
-        </w:rPr>
-        <w:t xml:space="preserve">function</w:t>
-      </w:r>
-      <w:r>
-        <w:rPr>
-          <w:rStyle w:val="NormalTok"/>
-        </w:rPr>
-        <w:t xml:space="preserve">(obj, serie, ...) {</w:t>
-      </w:r>
-      <w:r>
-        <w:br/>
-      </w:r>
-      <w:r>
-        <w:rPr>
-          <w:rStyle w:val="NormalTok"/>
-        </w:rPr>
-        <w:t xml:space="preserve">  obj </w:t>
-      </w:r>
-      <w:r>
-        <w:rPr>
-          <w:rStyle w:val="OtherTok"/>
-        </w:rPr>
-        <w:t xml:space="preserve">&lt;-</w:t>
-      </w:r>
-      <w:r>
-        <w:rPr>
-          <w:rStyle w:val="NormalTok"/>
-        </w:rPr>
-        <w:t xml:space="preserve"> obj</w:t>
-      </w:r>
-      <w:r>
-        <w:rPr>
-          <w:rStyle w:val="SpecialCharTok"/>
-        </w:rPr>
-        <w:t xml:space="preserve">$</w:t>
-      </w:r>
-      <w:r>
-        <w:rPr>
-          <w:rStyle w:val="FunctionTok"/>
-        </w:rPr>
-        <w:t xml:space="preserve">har_store_refs</w:t>
-      </w:r>
-      <w:r>
-        <w:rPr>
-          <w:rStyle w:val="NormalTok"/>
-        </w:rPr>
-        <w:t xml:space="preserve">(obj, serie)</w:t>
-      </w:r>
-      <w:r>
-        <w:br/>
-      </w:r>
-      <w:r>
-        <w:br/>
-      </w:r>
-      <w:r>
-        <w:rPr>
-          <w:rStyle w:val="NormalTok"/>
-        </w:rPr>
-        <w:t xml:space="preserve">  </w:t>
-      </w:r>
-      <w:r>
-        <w:rPr>
-          <w:rStyle w:val="ControlFlowTok"/>
-        </w:rPr>
-        <w:t xml:space="preserve">if</w:t>
-      </w:r>
-      <w:r>
-        <w:rPr>
-          <w:rStyle w:val="NormalTok"/>
-        </w:rPr>
-        <w:t xml:space="preserve"> (</w:t>
-      </w:r>
-      <w:r>
-        <w:rPr>
-          <w:rStyle w:val="FunctionTok"/>
-        </w:rPr>
-        <w:t xml:space="preserve">is.null</w:t>
-      </w:r>
-      <w:r>
-        <w:rPr>
-          <w:rStyle w:val="NormalTok"/>
-        </w:rPr>
-        <w:t xml:space="preserve">(obj</w:t>
-      </w:r>
-      <w:r>
-        <w:rPr>
-          <w:rStyle w:val="SpecialCharTok"/>
-        </w:rPr>
-        <w:t xml:space="preserve">$</w:t>
-      </w:r>
-      <w:r>
-        <w:rPr>
-          <w:rStyle w:val="NormalTok"/>
-        </w:rPr>
-        <w:t xml:space="preserve">model)) {</w:t>
-      </w:r>
-      <w:r>
-        <w:br/>
-      </w:r>
-      <w:r>
-        <w:rPr>
-          <w:rStyle w:val="NormalTok"/>
-        </w:rPr>
-        <w:t xml:space="preserve">    obj </w:t>
-      </w:r>
-      <w:r>
-        <w:rPr>
-          <w:rStyle w:val="OtherTok"/>
-        </w:rPr>
-        <w:t xml:space="preserve">&lt;-</w:t>
-      </w:r>
-      <w:r>
-        <w:rPr>
-          <w:rStyle w:val="NormalTok"/>
-        </w:rPr>
-        <w:t xml:space="preserve"> </w:t>
-      </w:r>
-      <w:r>
-        <w:rPr>
-          <w:rStyle w:val="FunctionTok"/>
-        </w:rPr>
-        <w:t xml:space="preserve">fit</w:t>
-      </w:r>
-      <w:r>
-        <w:rPr>
-          <w:rStyle w:val="NormalTok"/>
-        </w:rPr>
-        <w:t xml:space="preserve">(obj, obj</w:t>
-      </w:r>
-      <w:r>
-        <w:rPr>
-          <w:rStyle w:val="SpecialCharTok"/>
-        </w:rPr>
-        <w:t xml:space="preserve">$</w:t>
-      </w:r>
-      <w:r>
-        <w:rPr>
-          <w:rStyle w:val="NormalTok"/>
-        </w:rPr>
-        <w:t xml:space="preserve">serie)</w:t>
-      </w:r>
-      <w:r>
-        <w:br/>
-      </w:r>
-      <w:r>
-        <w:rPr>
-          <w:rStyle w:val="NormalTok"/>
-        </w:rPr>
-        <w:t xml:space="preserve">  }</w:t>
-      </w:r>
-      <w:r>
-        <w:br/>
-      </w:r>
-      <w:r>
-        <w:br/>
-      </w:r>
-      <w:r>
-        <w:rPr>
-          <w:rStyle w:val="NormalTok"/>
-        </w:rPr>
-        <w:t xml:space="preserve">  cp </w:t>
-      </w:r>
-      <w:r>
-        <w:rPr>
-          <w:rStyle w:val="OtherTok"/>
-        </w:rPr>
-        <w:t xml:space="preserve">&lt;-</w:t>
-      </w:r>
-      <w:r>
-        <w:rPr>
-          <w:rStyle w:val="NormalTok"/>
-        </w:rPr>
-        <w:t xml:space="preserve"> </w:t>
-      </w:r>
-      <w:r>
-        <w:rPr>
-          <w:rStyle w:val="FunctionTok"/>
-        </w:rPr>
-        <w:t xml:space="preserve">rep</w:t>
-      </w:r>
-      <w:r>
-        <w:rPr>
-          <w:rStyle w:val="NormalTok"/>
-        </w:rPr>
-        <w:t xml:space="preserve">(</w:t>
-      </w:r>
-      <w:r>
-        <w:rPr>
-          <w:rStyle w:val="ConstantTok"/>
-        </w:rPr>
-        <w:t xml:space="preserve">FALSE</w:t>
-      </w:r>
-      <w:r>
-        <w:rPr>
-          <w:rStyle w:val="NormalTok"/>
-        </w:rPr>
-        <w:t xml:space="preserve">, </w:t>
-      </w:r>
-      <w:r>
-        <w:rPr>
-          <w:rStyle w:val="FunctionTok"/>
-        </w:rPr>
-        <w:t xml:space="preserve">length</w:t>
-      </w:r>
-      <w:r>
-        <w:rPr>
-          <w:rStyle w:val="NormalTok"/>
-        </w:rPr>
-        <w:t xml:space="preserve">(obj</w:t>
-      </w:r>
-      <w:r>
-        <w:rPr>
-          <w:rStyle w:val="SpecialCharTok"/>
-        </w:rPr>
-        <w:t xml:space="preserve">$</w:t>
-      </w:r>
-      <w:r>
-        <w:rPr>
-          <w:rStyle w:val="NormalTok"/>
-        </w:rPr>
-        <w:t xml:space="preserve">serie))</w:t>
-      </w:r>
-      <w:r>
-        <w:br/>
-      </w:r>
-      <w:r>
-        <w:rPr>
-          <w:rStyle w:val="NormalTok"/>
-        </w:rPr>
-        <w:t xml:space="preserve">  psi </w:t>
-      </w:r>
-      <w:r>
-        <w:rPr>
-          <w:rStyle w:val="OtherTok"/>
-        </w:rPr>
-        <w:t xml:space="preserve">&lt;-</w:t>
-      </w:r>
-      <w:r>
-        <w:rPr>
-          <w:rStyle w:val="NormalTok"/>
-        </w:rPr>
-        <w:t xml:space="preserve"> </w:t>
-      </w:r>
-      <w:r>
-        <w:rPr>
-          <w:rStyle w:val="FunctionTok"/>
-        </w:rPr>
-        <w:t xml:space="preserve">round</w:t>
-      </w:r>
-      <w:r>
-        <w:rPr>
-          <w:rStyle w:val="NormalTok"/>
-        </w:rPr>
-        <w:t xml:space="preserve">(obj</w:t>
-      </w:r>
-      <w:r>
-        <w:rPr>
-          <w:rStyle w:val="SpecialCharTok"/>
-        </w:rPr>
-        <w:t xml:space="preserve">$</w:t>
-      </w:r>
-      <w:r>
-        <w:rPr>
-          <w:rStyle w:val="NormalTok"/>
-        </w:rPr>
-        <w:t xml:space="preserve">model</w:t>
-      </w:r>
-      <w:r>
-        <w:rPr>
-          <w:rStyle w:val="SpecialCharTok"/>
-        </w:rPr>
-        <w:t xml:space="preserve">$</w:t>
-      </w:r>
-      <w:r>
-        <w:rPr>
-          <w:rStyle w:val="NormalTok"/>
-        </w:rPr>
-        <w:t xml:space="preserve">psi[, </w:t>
-      </w:r>
-      <w:r>
-        <w:rPr>
-          <w:rStyle w:val="StringTok"/>
-        </w:rPr>
-        <w:t xml:space="preserve">"Est."</w:t>
-      </w:r>
-      <w:r>
-        <w:rPr>
-          <w:rStyle w:val="NormalTok"/>
-        </w:rPr>
-        <w:t xml:space="preserve">])</w:t>
-      </w:r>
-      <w:r>
-        <w:br/>
-      </w:r>
-      <w:r>
-        <w:rPr>
-          <w:rStyle w:val="NormalTok"/>
-        </w:rPr>
-        <w:t xml:space="preserve">  psi </w:t>
-      </w:r>
-      <w:r>
-        <w:rPr>
-          <w:rStyle w:val="OtherTok"/>
-        </w:rPr>
-        <w:t xml:space="preserve">&lt;-</w:t>
-      </w:r>
-      <w:r>
-        <w:rPr>
-          <w:rStyle w:val="NormalTok"/>
-        </w:rPr>
-        <w:t xml:space="preserve"> psi[psi </w:t>
-      </w:r>
-      <w:r>
-        <w:rPr>
-          <w:rStyle w:val="SpecialCharTok"/>
-        </w:rPr>
-        <w:t xml:space="preserve">&gt;=</w:t>
-      </w:r>
-      <w:r>
-        <w:rPr>
-          <w:rStyle w:val="NormalTok"/>
-        </w:rPr>
-        <w:t xml:space="preserve"> </w:t>
-      </w:r>
-      <w:r>
-        <w:rPr>
-          <w:rStyle w:val="DecValTok"/>
-        </w:rPr>
-        <w:t xml:space="preserve">1</w:t>
-      </w:r>
-      <w:r>
-        <w:rPr>
-          <w:rStyle w:val="NormalTok"/>
-        </w:rPr>
-        <w:t xml:space="preserve"> </w:t>
-      </w:r>
-      <w:r>
-        <w:rPr>
-          <w:rStyle w:val="SpecialCharTok"/>
-        </w:rPr>
-        <w:t xml:space="preserve">&amp;</w:t>
-      </w:r>
-      <w:r>
-        <w:rPr>
-          <w:rStyle w:val="NormalTok"/>
-        </w:rPr>
-        <w:t xml:space="preserve"> psi </w:t>
-      </w:r>
-      <w:r>
-        <w:rPr>
-          <w:rStyle w:val="SpecialCharTok"/>
-        </w:rPr>
-        <w:t xml:space="preserve">&lt;=</w:t>
-      </w:r>
-      <w:r>
-        <w:rPr>
-          <w:rStyle w:val="NormalTok"/>
-        </w:rPr>
-        <w:t xml:space="preserve"> </w:t>
-      </w:r>
-      <w:r>
-        <w:rPr>
-          <w:rStyle w:val="FunctionTok"/>
-        </w:rPr>
-        <w:t xml:space="preserve">length</w:t>
-      </w:r>
-      <w:r>
-        <w:rPr>
-          <w:rStyle w:val="NormalTok"/>
-        </w:rPr>
-        <w:t xml:space="preserve">(cp)]</w:t>
-      </w:r>
-      <w:r>
-        <w:br/>
-      </w:r>
-      <w:r>
-        <w:rPr>
-          <w:rStyle w:val="NormalTok"/>
-        </w:rPr>
-        <w:t xml:space="preserve">  cp[psi] </w:t>
-      </w:r>
-      <w:r>
-        <w:rPr>
-          <w:rStyle w:val="OtherTok"/>
-        </w:rPr>
-        <w:t xml:space="preserve">&lt;-</w:t>
-      </w:r>
-      <w:r>
-        <w:rPr>
-          <w:rStyle w:val="NormalTok"/>
-        </w:rPr>
-        <w:t xml:space="preserve"> </w:t>
-      </w:r>
-      <w:r>
-        <w:rPr>
-          <w:rStyle w:val="ConstantTok"/>
-        </w:rPr>
-        <w:t xml:space="preserve">TRUE</w:t>
-      </w:r>
-      <w:r>
-        <w:br/>
-      </w:r>
-      <w:r>
-        <w:br/>
-      </w:r>
-      <w:r>
-        <w:rPr>
-          <w:rStyle w:val="NormalTok"/>
-        </w:rPr>
-        <w:t xml:space="preserve">  obj</w:t>
-      </w:r>
-      <w:r>
-        <w:rPr>
-          <w:rStyle w:val="SpecialCharTok"/>
-        </w:rPr>
-        <w:t xml:space="preserve">$</w:t>
-      </w:r>
-      <w:r>
-        <w:rPr>
-          <w:rStyle w:val="FunctionTok"/>
-        </w:rPr>
-        <w:t xml:space="preserve">har_restore_refs</w:t>
-      </w:r>
-      <w:r>
-        <w:rPr>
-          <w:rStyle w:val="NormalTok"/>
-        </w:rPr>
-        <w:t xml:space="preserve">(obj, </w:t>
-      </w:r>
-      <w:r>
-        <w:rPr>
-          <w:rStyle w:val="AttributeTok"/>
-        </w:rPr>
-        <w:t xml:space="preserve">change_points =</w:t>
-      </w:r>
-      <w:r>
-        <w:rPr>
-          <w:rStyle w:val="NormalTok"/>
-        </w:rPr>
-        <w:t xml:space="preserve"> cp)</w:t>
-      </w:r>
-      <w:r>
-        <w:br/>
-      </w:r>
-      <w:r>
-        <w:rPr>
-          <w:rStyle w:val="NormalTok"/>
-        </w:rPr>
-        <w:t xml:space="preserve">}</w:t>
-      </w:r>
-    </w:p>
-    <w:p>
-      <w:pPr>
-        <w:pStyle w:val="FirstParagraph"/>
-      </w:pPr>
-      <w:r>
-        <w:t xml:space="preserve">We now fit and use the custom joinpoint detector on a simple change-point series.</w:t>
-      </w:r>
-    </w:p>
-    <w:bookmarkEnd w:id="25"/>
-    <w:bookmarkStart w:id="26" w:name="configure-the-method"/>
-    <w:p>
-      <w:pPr>
-        <w:pStyle w:val="Heading3"/>
-      </w:pPr>
-      <w:r>
-        <w:t xml:space="preserve">Configure the Method</w:t>
-      </w:r>
-    </w:p>
-    <w:p>
-      <w:pPr>
-        <w:pStyle w:val="FirstParagraph"/>
-      </w:pPr>
-      <w:r>
-        <w:t xml:space="preserve">The next step is to instantiate the method and, when necessary, fit it to the selected series. This is where the notebook makes its analytical choice explicit: the parameters chosen here determine what kind of pattern the detector or transformer will become sensitive to and how the later outputs should be interpreted.</w:t>
-      </w:r>
-    </w:p>
-    <w:p>
-      <w:pPr>
-        <w:pStyle w:val="SourceCode"/>
-      </w:pPr>
-      <w:r>
-        <w:rPr>
-          <w:rStyle w:val="FunctionTok"/>
-        </w:rPr>
-        <w:t xml:space="preserve">data</w:t>
-      </w:r>
-      <w:r>
-        <w:rPr>
-          <w:rStyle w:val="NormalTok"/>
-        </w:rPr>
-        <w:t xml:space="preserve">(examples_changepoints)</w:t>
-      </w:r>
-      <w:r>
-        <w:br/>
-      </w:r>
-      <w:r>
-        <w:rPr>
-          <w:rStyle w:val="NormalTok"/>
-        </w:rPr>
-        <w:t xml:space="preserve">dataset </w:t>
-      </w:r>
-      <w:r>
-        <w:rPr>
-          <w:rStyle w:val="OtherTok"/>
-        </w:rPr>
-        <w:t xml:space="preserve">&lt;-</w:t>
-      </w:r>
-      <w:r>
-        <w:rPr>
-          <w:rStyle w:val="NormalTok"/>
-        </w:rPr>
-        <w:t xml:space="preserve"> examples_changepoints</w:t>
-      </w:r>
-      <w:r>
-        <w:rPr>
-          <w:rStyle w:val="SpecialCharTok"/>
-        </w:rPr>
-        <w:t xml:space="preserve">$</w:t>
-      </w:r>
-      <w:r>
-        <w:rPr>
-          <w:rStyle w:val="NormalTok"/>
-        </w:rPr>
-        <w:t xml:space="preserve">simple</w:t>
-      </w:r>
-      <w:r>
-        <w:br/>
-      </w:r>
-      <w:r>
-        <w:br/>
-      </w:r>
-      <w:r>
-        <w:rPr>
-          <w:rStyle w:val="NormalTok"/>
-        </w:rPr>
-        <w:t xml:space="preserve">model </w:t>
-      </w:r>
-      <w:r>
-        <w:rPr>
-          <w:rStyle w:val="OtherTok"/>
-        </w:rPr>
-        <w:t xml:space="preserve">&lt;-</w:t>
-      </w:r>
-      <w:r>
-        <w:rPr>
-          <w:rStyle w:val="NormalTok"/>
-        </w:rPr>
-        <w:t xml:space="preserve"> </w:t>
-      </w:r>
-      <w:r>
-        <w:rPr>
-          <w:rStyle w:val="FunctionTok"/>
-        </w:rPr>
-        <w:t xml:space="preserve">hcp_joinpoint_custom</w:t>
-      </w:r>
-      <w:r>
-        <w:rPr>
-          <w:rStyle w:val="NormalTok"/>
-        </w:rPr>
-        <w:t xml:space="preserve">(</w:t>
-      </w:r>
-      <w:r>
-        <w:rPr>
-          <w:rStyle w:val="AttributeTok"/>
-        </w:rPr>
-        <w:t xml:space="preserve">npsi =</w:t>
-      </w:r>
-      <w:r>
-        <w:rPr>
-          <w:rStyle w:val="NormalTok"/>
-        </w:rPr>
-        <w:t xml:space="preserve"> </w:t>
-      </w:r>
-      <w:r>
-        <w:rPr>
-          <w:rStyle w:val="DecValTok"/>
-        </w:rPr>
-        <w:t xml:space="preserve">1</w:t>
-      </w:r>
-      <w:r>
-        <w:rPr>
-          <w:rStyle w:val="NormalTok"/>
-        </w:rPr>
-        <w:t xml:space="preserve">)</w:t>
-      </w:r>
-      <w:r>
-        <w:br/>
-      </w:r>
-      <w:r>
-        <w:rPr>
-          <w:rStyle w:val="NormalTok"/>
-        </w:rPr>
-        <w:t xml:space="preserve">model </w:t>
-      </w:r>
-      <w:r>
-        <w:rPr>
-          <w:rStyle w:val="OtherTok"/>
-        </w:rPr>
-        <w:t xml:space="preserve">&lt;-</w:t>
-      </w:r>
-      <w:r>
-        <w:rPr>
-          <w:rStyle w:val="NormalTok"/>
-        </w:rPr>
-        <w:t xml:space="preserve"> </w:t>
-      </w:r>
-      <w:r>
-        <w:rPr>
-          <w:rStyle w:val="FunctionTok"/>
-        </w:rPr>
-        <w:t xml:space="preserve">fit</w:t>
-      </w:r>
-      <w:r>
-        <w:rPr>
-          <w:rStyle w:val="NormalTok"/>
-        </w:rPr>
-        <w:t xml:space="preserve">(model, dataset</w:t>
-      </w:r>
-      <w:r>
-        <w:rPr>
-          <w:rStyle w:val="SpecialCharTok"/>
-        </w:rPr>
-        <w:t xml:space="preserve">$</w:t>
-      </w:r>
-      <w:r>
-        <w:rPr>
-          <w:rStyle w:val="NormalTok"/>
-        </w:rPr>
-        <w:t xml:space="preserve">serie)</w:t>
-      </w:r>
-    </w:p>
-    <w:p>
-      <w:pPr>
-        <w:pStyle w:val="SourceCode"/>
-      </w:pPr>
-      <w:r>
-        <w:rPr>
           <w:rStyle w:val="VerbatimChar"/>
         </w:rPr>
-        <w:t xml:space="preserve">## Warning in summary.lm(object, ...): essentially perfect fit: summary may be unreliable</w:t>
-      </w:r>
-    </w:p>
-    <w:p>
-      <w:pPr>
-        <w:pStyle w:val="SourceCode"/>
-      </w:pPr>
-      <w:r>
-        <w:rPr>
-          <w:rStyle w:val="NormalTok"/>
-        </w:rPr>
-        <w:t xml:space="preserve">detection </w:t>
-      </w:r>
-      <w:r>
-        <w:rPr>
-          <w:rStyle w:val="OtherTok"/>
-        </w:rPr>
-        <w:t xml:space="preserve">&lt;-</w:t>
-      </w:r>
-      <w:r>
-        <w:rPr>
-          <w:rStyle w:val="NormalTok"/>
-        </w:rPr>
-        <w:t xml:space="preserve"> </w:t>
-      </w:r>
-      <w:r>
-        <w:rPr>
-          <w:rStyle w:val="FunctionTok"/>
-        </w:rPr>
-        <w:t xml:space="preserve">detect</w:t>
-      </w:r>
-      <w:r>
-        <w:rPr>
-          <w:rStyle w:val="NormalTok"/>
-        </w:rPr>
-        <w:t xml:space="preserve">(model, dataset</w:t>
-      </w:r>
-      <w:r>
-        <w:rPr>
-          <w:rStyle w:val="SpecialCharTok"/>
-        </w:rPr>
-        <w:t xml:space="preserve">$</w:t>
-      </w:r>
-      <w:r>
-        <w:rPr>
-          <w:rStyle w:val="NormalTok"/>
-        </w:rPr>
-        <w:t xml:space="preserve">serie)</w:t>
-      </w:r>
-    </w:p>
-    <w:bookmarkEnd w:id="26"/>
-    <w:bookmarkStart w:id="27" w:name="evaluate-what-was-found"/>
-    <w:p>
-      <w:pPr>
-        <w:pStyle w:val="Heading3"/>
-      </w:pPr>
-      <w:r>
-        <w:t xml:space="preserve">Evaluate What Was Found</w:t>
-      </w:r>
-    </w:p>
-    <w:p>
-      <w:pPr>
-        <w:pStyle w:val="FirstParagraph"/>
-      </w:pPr>
-      <w:r>
-        <w:t xml:space="preserve">After producing detections or transformed outputs, we compare them with the reference labels whenever they are available. This stage matters because it connects the visual intuition of the method with an explicit measurement of quality, helping the learner understand not only whether the method runs, but how well it behaves.</w:t>
-      </w:r>
-    </w:p>
-    <w:p>
-      <w:pPr>
-        <w:pStyle w:val="SourceCode"/>
-      </w:pPr>
-      <w:r>
-        <w:rPr>
-          <w:rStyle w:val="NormalTok"/>
-        </w:rPr>
-        <w:t xml:space="preserve">evaluation </w:t>
-      </w:r>
-      <w:r>
-        <w:rPr>
-          <w:rStyle w:val="OtherTok"/>
-        </w:rPr>
-        <w:t xml:space="preserve">&lt;-</w:t>
-      </w:r>
-      <w:r>
-        <w:rPr>
-          <w:rStyle w:val="NormalTok"/>
-        </w:rPr>
-        <w:t xml:space="preserve"> </w:t>
-      </w:r>
-      <w:r>
-        <w:rPr>
-          <w:rStyle w:val="FunctionTok"/>
-        </w:rPr>
-        <w:t xml:space="preserve">evaluate</w:t>
-      </w:r>
-      <w:r>
-        <w:rPr>
-          <w:rStyle w:val="NormalTok"/>
-        </w:rPr>
-        <w:t xml:space="preserve">(model, detection</w:t>
-      </w:r>
-      <w:r>
-        <w:rPr>
-          <w:rStyle w:val="SpecialCharTok"/>
-        </w:rPr>
-        <w:t xml:space="preserve">$</w:t>
-      </w:r>
-      <w:r>
-        <w:rPr>
-          <w:rStyle w:val="NormalTok"/>
-        </w:rPr>
-        <w:t xml:space="preserve">event, dataset</w:t>
-      </w:r>
-      <w:r>
-        <w:rPr>
-          <w:rStyle w:val="SpecialCharTok"/>
-        </w:rPr>
-        <w:t xml:space="preserve">$</w:t>
-      </w:r>
-      <w:r>
-        <w:rPr>
-          <w:rStyle w:val="NormalTok"/>
-        </w:rPr>
-        <w:t xml:space="preserve">event)</w:t>
-      </w:r>
-      <w:r>
-        <w:br/>
-      </w:r>
-      <w:r>
-        <w:rPr>
-          <w:rStyle w:val="NormalTok"/>
-        </w:rPr>
-        <w:t xml:space="preserve">evaluation</w:t>
-      </w:r>
-      <w:r>
-        <w:rPr>
-          <w:rStyle w:val="SpecialCharTok"/>
-        </w:rPr>
-        <w:t xml:space="preserve">$</w:t>
-      </w:r>
-      <w:r>
-        <w:rPr>
-          <w:rStyle w:val="NormalTok"/>
-        </w:rPr>
-        <w:t xml:space="preserve">confMatrix</w:t>
-      </w:r>
-    </w:p>
-    <w:p>
-      <w:pPr>
-        <w:pStyle w:val="SourceCode"/>
-      </w:pPr>
-      <w:r>
-        <w:rPr>
-          <w:rStyle w:val="VerbatimChar"/>
-        </w:rPr>
-        <w:t xml:space="preserve">##           event      </w:t>
-      </w:r>
-      <w:r>
-        <w:br/>
-      </w:r>
-      <w:r>
-        <w:rPr>
-          <w:rStyle w:val="VerbatimChar"/>
-        </w:rPr>
-        <w:t xml:space="preserve">## detection TRUE  FALSE</w:t>
-      </w:r>
-      <w:r>
-        <w:br/>
-      </w:r>
-      <w:r>
-        <w:rPr>
-          <w:rStyle w:val="VerbatimChar"/>
-        </w:rPr>
-        <w:t xml:space="preserve">## TRUE      1     0    </w:t>
-      </w:r>
-      <w:r>
-        <w:br/>
-      </w:r>
-      <w:r>
-        <w:rPr>
-          <w:rStyle w:val="VerbatimChar"/>
-        </w:rPr>
-        <w:t xml:space="preserve">## FALSE     0     100</w:t>
-      </w:r>
-    </w:p>
-    <w:bookmarkEnd w:id="27"/>
-    <w:bookmarkStart w:id="31" w:name="interpret-the-result-visually"/>
-    <w:p>
-      <w:pPr>
-        <w:pStyle w:val="Heading3"/>
-      </w:pPr>
-      <w:r>
-        <w:t xml:space="preserve">Interpret the Result Visually</w:t>
-      </w:r>
-    </w:p>
-    <w:p>
-      <w:pPr>
-        <w:pStyle w:val="FirstParagraph"/>
-      </w:pPr>
-      <w:r>
-        <w:t xml:space="preserve">The final plots are not just illustrations. They help the reader connect the method’s internal output with the original series, making it easier to see why a point, range, motif, or symbolic pattern was emphasized and whether that emphasis is coherent with the stated objective of the example.</w:t>
+        <w:t xml:space="preserve">segmented::segmented()</w:t>
+      </w:r>
+      <w:r>
+        <w:t xml:space="preserve">, which estimates one or more joinpoints and the plot tells you whether that structure is clean, weak, local, repeated, or mixed with other effects.</w:t>
       </w:r>
     </w:p>
     <w:p>
@@ -1619,18 +1684,18 @@
           <wp:inline>
             <wp:extent cx="4620126" cy="3696101"/>
             <wp:effectExtent b="0" l="0" r="0" t="0"/>
-            <wp:docPr descr="" title="" id="29" name="Picture"/>
+            <wp:docPr descr="" title="" id="28" name="Picture"/>
             <a:graphic>
               <a:graphicData uri="http://schemas.openxmlformats.org/drawingml/2006/picture">
                 <pic:pic>
                   <pic:nvPicPr>
-                    <pic:cNvPr descr="/home/gpca/harbinger/examples/custom/doc/04-change-point-custom_change_point_files/figure-docx/unnamed-chunk-5-1.png" id="30" name="Picture"/>
+                    <pic:cNvPr descr="/home/gpca/harbinger/examples/custom/doc/04-change-point-custom_change_point_files/figure-docx/unnamed-chunk-5-1.png" id="29" name="Picture"/>
                     <pic:cNvPicPr>
                       <a:picLocks noChangeArrowheads="1" noChangeAspect="1"/>
                     </pic:cNvPicPr>
                   </pic:nvPicPr>
                   <pic:blipFill>
-                    <a:blip r:embed="rId28"/>
+                    <a:blip r:embed="rId27"/>
                     <a:stretch>
                       <a:fillRect/>
                     </a:stretch>
@@ -1665,9 +1730,9 @@
         <w:t xml:space="preserve">This example highlights the usual role of a custom change-point extension in Harbinger: fit a structural model, convert the break estimate to the common detection table, and then reuse the regular evaluation and plotting workflow.</w:t>
       </w:r>
     </w:p>
+    <w:bookmarkEnd w:id="30"/>
     <w:bookmarkEnd w:id="31"/>
-    <w:bookmarkEnd w:id="32"/>
-    <w:bookmarkStart w:id="33" w:name="references"/>
+    <w:bookmarkStart w:id="32" w:name="references"/>
     <w:p>
       <w:pPr>
         <w:pStyle w:val="Heading2"/>
@@ -1688,7 +1753,7 @@
         <w:t xml:space="preserve">Muggeo, V. M. R. (2003). Estimating regression models with unknown break-points. Statistics in Medicine, 22(19), 3055-3071.</w:t>
       </w:r>
     </w:p>
-    <w:bookmarkEnd w:id="33"/>
+    <w:bookmarkEnd w:id="32"/>
     <w:sectPr>
       <w:footnotePr>
         <w:numRestart w:val="eachSect"/>

--- a/examples/custom/doc/04-change-point-custom_change_point.docx
+++ b/examples/custom/doc/04-change-point-custom_change_point.docx
@@ -2,7 +2,7 @@
 <file path=word/document.xml><?xml version="1.0" encoding="utf-8"?>
 <w:document xmlns:w="http://schemas.openxmlformats.org/wordprocessingml/2006/main" xmlns:m="http://schemas.openxmlformats.org/officeDocument/2006/math" xmlns:r="http://schemas.openxmlformats.org/officeDocument/2006/relationships" xmlns:o="urn:schemas-microsoft-com:office:office" xmlns:v="urn:schemas-microsoft-com:vml" xmlns:w10="urn:schemas-microsoft-com:office:word" xmlns:a="http://schemas.openxmlformats.org/drawingml/2006/main" xmlns:pic="http://schemas.openxmlformats.org/drawingml/2006/picture" xmlns:wp="http://schemas.openxmlformats.org/drawingml/2006/wordprocessingDrawing">
   <w:body>
-    <w:bookmarkStart w:id="20" w:name="custom-change-point-detector"/>
+    <w:bookmarkStart w:id="9" w:name="custom-change-point-detector"/>
     <w:p>
       <w:pPr>
         <w:pStyle w:val="Heading2"/>
@@ -11,8 +11,8 @@
         <w:t xml:space="preserve">Custom Change-Point Detector</w:t>
       </w:r>
     </w:p>
-    <w:bookmarkEnd w:id="20"/>
-    <w:bookmarkStart w:id="21" w:name="objective"/>
+    <w:bookmarkEnd w:id="9"/>
+    <w:bookmarkStart w:id="10" w:name="objective"/>
     <w:p>
       <w:pPr>
         <w:pStyle w:val="Heading2"/>
@@ -37,8 +37,8 @@
         <w:t xml:space="preserve">This notebook is not only about the integration contract. It is also meant to motivate a very interpretable idea of change-point detection: sometimes the important event in a series is the point where one trend stops and another begins.</w:t>
       </w:r>
     </w:p>
-    <w:bookmarkEnd w:id="21"/>
-    <w:bookmarkStart w:id="22" w:name="why-this-method-matters"/>
+    <w:bookmarkEnd w:id="10"/>
+    <w:bookmarkStart w:id="11" w:name="why-this-method-matters"/>
     <w:p>
       <w:pPr>
         <w:pStyle w:val="Heading2"/>
@@ -99,8 +99,8 @@
         <w:t xml:space="preserve">it motivates structural breaks as changes in trend, not only as generic break indices.</w:t>
       </w:r>
     </w:p>
-    <w:bookmarkEnd w:id="22"/>
-    <w:bookmarkStart w:id="31" w:name="method-at-a-glance"/>
+    <w:bookmarkEnd w:id="11"/>
+    <w:bookmarkStart w:id="20" w:name="method-at-a-glance"/>
     <w:p>
       <w:pPr>
         <w:pStyle w:val="Heading2"/>
@@ -152,7 +152,7 @@
         <w:t xml:space="preserve">package and wrap it inside the usual Harbinger interface.</w:t>
       </w:r>
     </w:p>
-    <w:bookmarkStart w:id="23" w:name="prepare-the-example"/>
+    <w:bookmarkStart w:id="12" w:name="prepare-the-example"/>
     <w:p>
       <w:pPr>
         <w:pStyle w:val="Heading3"/>
@@ -246,8 +246,8 @@
         <w:t xml:space="preserve">(harbinger)</w:t>
       </w:r>
     </w:p>
-    <w:bookmarkEnd w:id="23"/>
-    <w:bookmarkStart w:id="24" w:name="define-the-support-structures"/>
+    <w:bookmarkEnd w:id="12"/>
+    <w:bookmarkStart w:id="13" w:name="define-the-support-structures"/>
     <w:p>
       <w:pPr>
         <w:pStyle w:val="Heading3"/>
@@ -1210,8 +1210,8 @@
         <w:t xml:space="preserve">We now fit and use the custom joinpoint detector on a simple change-point series.</w:t>
       </w:r>
     </w:p>
-    <w:bookmarkEnd w:id="24"/>
-    <w:bookmarkStart w:id="25" w:name="configure-the-method"/>
+    <w:bookmarkEnd w:id="13"/>
+    <w:bookmarkStart w:id="14" w:name="configure-the-method"/>
     <w:p>
       <w:pPr>
         <w:pStyle w:val="Heading3"/>
@@ -1403,7 +1403,16 @@
         <w:rPr>
           <w:rStyle w:val="VerbatimChar"/>
         </w:rPr>
-        <w:t xml:space="preserve">## Warning in summary.lm(object, ...): essentially perfect fit: summary may be unreliable</w:t>
+        <w:t xml:space="preserve">## Warning in summary.lm(object, ...): essentially perfect fit: summary may be</w:t>
+      </w:r>
+      <w:r>
+        <w:br/>
+      </w:r>
+      <w:r>
+        <w:rPr>
+          <w:rStyle w:val="VerbatimChar"/>
+        </w:rPr>
+        <w:t xml:space="preserve">## unreliable</w:t>
       </w:r>
     </w:p>
     <w:p>
@@ -1453,8 +1462,8 @@
         <w:t xml:space="preserve">serie)</w:t>
       </w:r>
     </w:p>
-    <w:bookmarkEnd w:id="25"/>
-    <w:bookmarkStart w:id="26" w:name="evaluate-what-was-found"/>
+    <w:bookmarkEnd w:id="14"/>
+    <w:bookmarkStart w:id="15" w:name="evaluate-what-was-found"/>
     <w:p>
       <w:pPr>
         <w:pStyle w:val="Heading3"/>
@@ -1604,8 +1613,8 @@
         <w:t xml:space="preserve">## FALSE     0     100</w:t>
       </w:r>
     </w:p>
-    <w:bookmarkEnd w:id="26"/>
-    <w:bookmarkStart w:id="30" w:name="interpret-the-result-visually"/>
+    <w:bookmarkEnd w:id="15"/>
+    <w:bookmarkStart w:id="19" w:name="interpret-the-result-visually"/>
     <w:p>
       <w:pPr>
         <w:pStyle w:val="Heading3"/>
@@ -1684,18 +1693,18 @@
           <wp:inline>
             <wp:extent cx="4620126" cy="3696101"/>
             <wp:effectExtent b="0" l="0" r="0" t="0"/>
-            <wp:docPr descr="" title="" id="28" name="Picture"/>
+            <wp:docPr descr="" title="" id="17" name="Picture"/>
             <a:graphic>
               <a:graphicData uri="http://schemas.openxmlformats.org/drawingml/2006/picture">
                 <pic:pic>
                   <pic:nvPicPr>
-                    <pic:cNvPr descr="/home/gpca/harbinger/examples/custom/doc/04-change-point-custom_change_point_files/figure-docx/unnamed-chunk-5-1.png" id="29" name="Picture"/>
+                    <pic:cNvPr descr="C:\Git\dal\harbinger\examples\custom\doc\04-change-point-custom_change_point_files/90a1c8d66d34ce300af2b9e9631544c5ff91d2cb.png" id="18" name="Picture"/>
                     <pic:cNvPicPr>
                       <a:picLocks noChangeArrowheads="1" noChangeAspect="1"/>
                     </pic:cNvPicPr>
                   </pic:nvPicPr>
                   <pic:blipFill>
-                    <a:blip r:embed="rId27"/>
+                    <a:blip r:embed="rId16"/>
                     <a:stretch>
                       <a:fillRect/>
                     </a:stretch>
@@ -1730,9 +1739,9 @@
         <w:t xml:space="preserve">This example highlights the usual role of a custom change-point extension in Harbinger: fit a structural model, convert the break estimate to the common detection table, and then reuse the regular evaluation and plotting workflow.</w:t>
       </w:r>
     </w:p>
-    <w:bookmarkEnd w:id="30"/>
-    <w:bookmarkEnd w:id="31"/>
-    <w:bookmarkStart w:id="32" w:name="references"/>
+    <w:bookmarkEnd w:id="19"/>
+    <w:bookmarkEnd w:id="20"/>
+    <w:bookmarkStart w:id="21" w:name="references"/>
     <w:p>
       <w:pPr>
         <w:pStyle w:val="Heading2"/>
@@ -1753,7 +1762,7 @@
         <w:t xml:space="preserve">Muggeo, V. M. R. (2003). Estimating regression models with unknown break-points. Statistics in Medicine, 22(19), 3055-3071.</w:t>
       </w:r>
     </w:p>
-    <w:bookmarkEnd w:id="32"/>
+    <w:bookmarkEnd w:id="21"/>
     <w:sectPr>
       <w:footnotePr>
         <w:numRestart w:val="eachSect"/>
@@ -1984,10 +1993,10 @@
   <w:docDefaults>
     <w:rPrDefault>
       <w:rPr>
-        <w:rFonts w:asciiTheme="minorHAnsi" w:cstheme="minorBidi" w:eastAsiaTheme="minorHAnsi" w:hAnsiTheme="minorHAnsi"/>
+        <w:rFonts w:asciiTheme="minorHAnsi" w:cstheme="minorBidi" w:eastAsiaTheme="minorEastAsia" w:hAnsiTheme="minorHAnsi"/>
         <w:sz w:val="24"/>
         <w:szCs w:val="24"/>
-        <w:lang w:bidi="ar-SA" w:eastAsia="en-US" w:val="en-US"/>
+        <w:lang w:bidi="ar-SA" w:eastAsia="zh-CN" w:val="en-US"/>
       </w:rPr>
     </w:rPrDefault>
     <w:pPrDefault>
@@ -2528,13 +2537,6 @@
       </w:tblCellMar>
     </w:tblPr>
     <w:tblStylePr w:type="firstRow">
-      <w:tblPr>
-        <w:jc w:val="left"/>
-        <w:tblInd w:type="dxa" w:w="0"/>
-      </w:tblPr>
-      <w:trPr>
-        <w:jc w:val="left"/>
-      </w:trPr>
       <w:tcPr>
         <w:tcBorders>
           <w:bottom w:val="single"/>

--- a/examples/custom/doc/04-change-point-custom_change_point.docx
+++ b/examples/custom/doc/04-change-point-custom_change_point.docx
@@ -1403,16 +1403,7 @@
         <w:rPr>
           <w:rStyle w:val="VerbatimChar"/>
         </w:rPr>
-        <w:t xml:space="preserve">## Warning in summary.lm(object, ...): essentially perfect fit: summary may be</w:t>
-      </w:r>
-      <w:r>
-        <w:br/>
-      </w:r>
-      <w:r>
-        <w:rPr>
-          <w:rStyle w:val="VerbatimChar"/>
-        </w:rPr>
-        <w:t xml:space="preserve">## unreliable</w:t>
+        <w:t xml:space="preserve">## Warning in summary.lm(object, ...): essentially perfect fit: summary may be unreliable</w:t>
       </w:r>
     </w:p>
     <w:p>
@@ -1698,7 +1689,7 @@
               <a:graphicData uri="http://schemas.openxmlformats.org/drawingml/2006/picture">
                 <pic:pic>
                   <pic:nvPicPr>
-                    <pic:cNvPr descr="C:\Git\dal\harbinger\examples\custom\doc\04-change-point-custom_change_point_files/90a1c8d66d34ce300af2b9e9631544c5ff91d2cb.png" id="18" name="Picture"/>
+                    <pic:cNvPr descr="/home/gpca/harbinger/examples/custom/doc/04-change-point-custom_change_point_files/d4ed3ba32fff08e699cbed366335cdac8a324649.png" id="18" name="Picture"/>
                     <pic:cNvPicPr>
                       <a:picLocks noChangeArrowheads="1" noChangeAspect="1"/>
                     </pic:cNvPicPr>

--- a/examples/custom/doc/04-change-point-custom_change_point.docx
+++ b/examples/custom/doc/04-change-point-custom_change_point.docx
@@ -1403,7 +1403,16 @@
         <w:rPr>
           <w:rStyle w:val="VerbatimChar"/>
         </w:rPr>
-        <w:t xml:space="preserve">## Warning in summary.lm(object, ...): essentially perfect fit: summary may be unreliable</w:t>
+        <w:t xml:space="preserve">## Warning in summary.lm(object, ...): essentially perfect fit: summary may be</w:t>
+      </w:r>
+      <w:r>
+        <w:br/>
+      </w:r>
+      <w:r>
+        <w:rPr>
+          <w:rStyle w:val="VerbatimChar"/>
+        </w:rPr>
+        <w:t xml:space="preserve">## unreliable</w:t>
       </w:r>
     </w:p>
     <w:p>
@@ -1689,7 +1698,7 @@
               <a:graphicData uri="http://schemas.openxmlformats.org/drawingml/2006/picture">
                 <pic:pic>
                   <pic:nvPicPr>
-                    <pic:cNvPr descr="/home/gpca/harbinger/examples/custom/doc/04-change-point-custom_change_point_files/d4ed3ba32fff08e699cbed366335cdac8a324649.png" id="18" name="Picture"/>
+                    <pic:cNvPr descr="C:\Git\dal\harbinger\examples\custom\doc\04-change-point-custom_change_point_files/90a1c8d66d34ce300af2b9e9631544c5ff91d2cb.png" id="18" name="Picture"/>
                     <pic:cNvPicPr>
                       <a:picLocks noChangeArrowheads="1" noChangeAspect="1"/>
                     </pic:cNvPicPr>

--- a/examples/custom/doc/04-change-point-custom_change_point.docx
+++ b/examples/custom/doc/04-change-point-custom_change_point.docx
@@ -1403,7 +1403,16 @@
         <w:rPr>
           <w:rStyle w:val="VerbatimChar"/>
         </w:rPr>
-        <w:t xml:space="preserve">## Warning in summary.lm(object, ...): essentially perfect fit: summary may be unreliable</w:t>
+        <w:t xml:space="preserve">## Warning in summary.lm(object, ...): essentially perfect</w:t>
+      </w:r>
+      <w:r>
+        <w:br/>
+      </w:r>
+      <w:r>
+        <w:rPr>
+          <w:rStyle w:val="VerbatimChar"/>
+        </w:rPr>
+        <w:t xml:space="preserve">## fit: summary may be unreliable</w:t>
       </w:r>
     </w:p>
     <w:p>

--- a/examples/custom/doc/04-change-point-custom_change_point.docx
+++ b/examples/custom/doc/04-change-point-custom_change_point.docx
@@ -1403,16 +1403,7 @@
         <w:rPr>
           <w:rStyle w:val="VerbatimChar"/>
         </w:rPr>
-        <w:t xml:space="preserve">## Warning in summary.lm(object, ...): essentially perfect</w:t>
-      </w:r>
-      <w:r>
-        <w:br/>
-      </w:r>
-      <w:r>
-        <w:rPr>
-          <w:rStyle w:val="VerbatimChar"/>
-        </w:rPr>
-        <w:t xml:space="preserve">## fit: summary may be unreliable</w:t>
+        <w:t xml:space="preserve">## Warning in summary.lm(object, ...): essentially perfect fit: summary may be unreliable</w:t>
       </w:r>
     </w:p>
     <w:p>

--- a/examples/custom/doc/04-change-point-custom_change_point.docx
+++ b/examples/custom/doc/04-change-point-custom_change_point.docx
@@ -199,6 +199,45 @@
       </w:pPr>
       <w:r>
         <w:rPr>
+          <w:rStyle w:val="FunctionTok"/>
+        </w:rPr>
+        <w:t xml:space="preserve">source</w:t>
+      </w:r>
+      <w:r>
+        <w:rPr>
+          <w:rStyle w:val="NormalTok"/>
+        </w:rPr>
+        <w:t xml:space="preserve">(</w:t>
+      </w:r>
+      <w:r>
+        <w:rPr>
+          <w:rStyle w:val="FunctionTok"/>
+        </w:rPr>
+        <w:t xml:space="preserve">url</w:t>
+      </w:r>
+      <w:r>
+        <w:rPr>
+          <w:rStyle w:val="NormalTok"/>
+        </w:rPr>
+        <w:t xml:space="preserve">(</w:t>
+      </w:r>
+      <w:r>
+        <w:rPr>
+          <w:rStyle w:val="StringTok"/>
+        </w:rPr>
+        <w:t xml:space="preserve">"https://raw.githubusercontent.com/cefet-rj-dal/harbinger/master/examples/seed.R"</w:t>
+      </w:r>
+      <w:r>
+        <w:rPr>
+          <w:rStyle w:val="NormalTok"/>
+        </w:rPr>
+        <w:t xml:space="preserve">))</w:t>
+      </w:r>
+      <w:r>
+        <w:br/>
+      </w:r>
+      <w:r>
+        <w:rPr>
           <w:rStyle w:val="CommentTok"/>
         </w:rPr>
         <w:t xml:space="preserve"># installation</w:t>
@@ -1348,6 +1387,21 @@
           <w:rStyle w:val="NormalTok"/>
         </w:rPr>
         <w:t xml:space="preserve">)</w:t>
+      </w:r>
+      <w:r>
+        <w:br/>
+      </w:r>
+      <w:r>
+        <w:rPr>
+          <w:rStyle w:val="FunctionTok"/>
+        </w:rPr>
+        <w:t xml:space="preserve">set_example_seed</w:t>
+      </w:r>
+      <w:r>
+        <w:rPr>
+          <w:rStyle w:val="NormalTok"/>
+        </w:rPr>
+        <w:t xml:space="preserve">()</w:t>
       </w:r>
       <w:r>
         <w:br/>
